--- a/after_data/p13/P04_2.1_Post_Task_Interview_and_Quick_Evaluation_Sheet.docx
+++ b/after_data/p13/P04_2.1_Post_Task_Interview_and_Quick_Evaluation_Sheet.docx
@@ -1,10 +1,10 @@
 
 <file path=word/document.xml><?xml version="1.0" encoding="utf-8"?>
-<w:document xmlns:wpc="http://schemas.microsoft.com/office/word/2010/wordprocessingCanvas" xmlns:cx="http://schemas.microsoft.com/office/drawing/2014/chartex" xmlns:cx1="http://schemas.microsoft.com/office/drawing/2015/9/8/chartex" xmlns:cx2="http://schemas.microsoft.com/office/drawing/2015/10/21/chartex" xmlns:cx3="http://schemas.microsoft.com/office/drawing/2016/5/9/chartex" xmlns:cx4="http://schemas.microsoft.com/office/drawing/2016/5/10/chartex" xmlns:cx5="http://schemas.microsoft.com/office/drawing/2016/5/11/chartex" xmlns:cx6="http://schemas.microsoft.com/office/drawing/2016/5/12/chartex" xmlns:cx7="http://schemas.microsoft.com/office/drawing/2016/5/13/chartex" xmlns:cx8="http://schemas.microsoft.com/office/drawing/2016/5/14/chartex" xmlns:mc="http://schemas.openxmlformats.org/markup-compatibility/2006" xmlns:aink="http://schemas.microsoft.com/office/drawing/2016/ink" xmlns:am3d="http://schemas.microsoft.com/office/drawing/2017/model3d" xmlns:o="urn:schemas-microsoft-com:office:office" xmlns:oel="http://schemas.microsoft.com/office/2019/extlst" xmlns:r="http://schemas.openxmlformats.org/officeDocument/2006/relationships" xmlns:m="http://schemas.openxmlformats.org/officeDocument/2006/math" xmlns:v="urn:schemas-microsoft-com:vml" xmlns:wp14="http://schemas.microsoft.com/office/word/2010/wordprocessingDrawing" xmlns:wp="http://schemas.openxmlformats.org/drawingml/2006/wordprocessingDrawing" xmlns:w10="urn:schemas-microsoft-com:office:word" xmlns:w="http://schemas.openxmlformats.org/wordprocessingml/2006/main" xmlns:w14="http://schemas.microsoft.com/office/word/2010/wordml" xmlns:w15="http://schemas.microsoft.com/office/word/2012/wordml" xmlns:w16cex="http://schemas.microsoft.com/office/word/2018/wordml/cex" xmlns:w16cid="http://schemas.microsoft.com/office/word/2016/wordml/cid" xmlns:w16="http://schemas.microsoft.com/office/word/2018/wordml" xmlns:w16du="http://schemas.microsoft.com/office/word/2023/wordml/word16du" xmlns:w16sdtdh="http://schemas.microsoft.com/office/word/2020/wordml/sdtdatahash" xmlns:w16sdtfl="http://schemas.microsoft.com/office/word/2024/wordml/sdtformatlock" xmlns:w16se="http://schemas.microsoft.com/office/word/2015/wordml/symex" xmlns:wpg="http://schemas.microsoft.com/office/word/2010/wordprocessingGroup" xmlns:wpi="http://schemas.microsoft.com/office/word/2010/wordprocessingInk" xmlns:wne="http://schemas.microsoft.com/office/word/2006/wordml" xmlns:wps="http://schemas.microsoft.com/office/word/2010/wordprocessingShape" mc:Ignorable="w14 w15 w16se w16cid w16 w16cex w16sdtdh w16sdtfl w16du wp14">
+<w:document xmlns:wpc="http://schemas.microsoft.com/office/word/2010/wordprocessingCanvas" xmlns:cx="http://schemas.microsoft.com/office/drawing/2014/chartex" xmlns:cx1="http://schemas.microsoft.com/office/drawing/2015/9/8/chartex" xmlns:cx2="http://schemas.microsoft.com/office/drawing/2015/10/21/chartex" xmlns:cx3="http://schemas.microsoft.com/office/drawing/2016/5/9/chartex" xmlns:cx4="http://schemas.microsoft.com/office/drawing/2016/5/10/chartex" xmlns:cx5="http://schemas.microsoft.com/office/drawing/2016/5/11/chartex" xmlns:cx6="http://schemas.microsoft.com/office/drawing/2016/5/12/chartex" xmlns:cx7="http://schemas.microsoft.com/office/drawing/2016/5/13/chartex" xmlns:cx8="http://schemas.microsoft.com/office/drawing/2016/5/14/chartex" xmlns:mc="http://schemas.openxmlformats.org/markup-compatibility/2006" xmlns:aink="http://schemas.microsoft.com/office/drawing/2016/ink" xmlns:am3d="http://schemas.microsoft.com/office/drawing/2017/model3d" xmlns:o="urn:schemas-microsoft-com:office:office" xmlns:oel="http://schemas.microsoft.com/office/2019/extlst" xmlns:r="http://schemas.openxmlformats.org/officeDocument/2006/relationships" xmlns:m="http://schemas.openxmlformats.org/officeDocument/2006/math" xmlns:v="urn:schemas-microsoft-com:vml" xmlns:wp14="http://schemas.microsoft.com/office/word/2010/wordprocessingDrawing" xmlns:wp="http://schemas.openxmlformats.org/drawingml/2006/wordprocessingDrawing" xmlns:w10="urn:schemas-microsoft-com:office:word" xmlns:w="http://schemas.openxmlformats.org/wordprocessingml/2006/main" xmlns:w14="http://schemas.microsoft.com/office/word/2010/wordml" xmlns:w15="http://schemas.microsoft.com/office/word/2012/wordml" xmlns:w16cex="http://schemas.microsoft.com/office/word/2018/wordml/cex" xmlns:w16cid="http://schemas.microsoft.com/office/word/2016/wordml/cid" xmlns:w16="http://schemas.microsoft.com/office/word/2018/wordml" xmlns:w16sdtdh="http://schemas.microsoft.com/office/word/2020/wordml/sdtdatahash" xmlns:w16se="http://schemas.microsoft.com/office/word/2015/wordml/symex" xmlns:wpg="http://schemas.microsoft.com/office/word/2010/wordprocessingGroup" xmlns:wpi="http://schemas.microsoft.com/office/word/2010/wordprocessingInk" xmlns:wne="http://schemas.microsoft.com/office/word/2006/wordml" xmlns:wps="http://schemas.microsoft.com/office/word/2010/wordprocessingShape" mc:Ignorable="w14 w15 w16se w16cid w16 w16cex w16sdtdh wp14">
   <w:body>
     <w:p>
       <w:pPr>
-        <w:pStyle w:val="Title"/>
+        <w:pStyle w:val="af2"/>
       </w:pPr>
       <w:r>
         <w:t>Post-Task Interview &amp; Quick Evaluation Sheet</w:t>
@@ -21,7 +21,7 @@
     </w:p>
     <w:p>
       <w:pPr>
-        <w:pStyle w:val="Heading1"/>
+        <w:pStyle w:val="1"/>
       </w:pPr>
       <w:r>
         <w:t>A. Immediate post-task ratings</w:t>
@@ -34,7 +34,7 @@
     </w:p>
     <w:tbl>
       <w:tblPr>
-        <w:tblStyle w:val="TableGrid"/>
+        <w:tblStyle w:val="af4"/>
         <w:tblW w:w="0" w:type="auto"/>
         <w:jc w:val="center"/>
         <w:tblLook w:val="04A0" w:firstRow="1" w:lastRow="0" w:firstColumn="1" w:lastColumn="0" w:noHBand="0" w:noVBand="1"/>
@@ -140,7 +140,7 @@
           <w:p>
             <w:r>
               <w:rPr>
-                <w:rFonts w:eastAsia="SimSun" w:hint="eastAsia"/>
+                <w:rFonts w:eastAsia="宋体" w:hint="eastAsia"/>
                 <w:sz w:val="18"/>
                 <w:lang w:eastAsia="zh-CN"/>
               </w:rPr>
@@ -168,7 +168,7 @@
             <w:pPr>
               <w:spacing w:after="0" w:line="240" w:lineRule="auto"/>
               <w:rPr>
-                <w:rFonts w:eastAsia="SimSun" w:hint="eastAsia"/>
+                <w:rFonts w:eastAsia="宋体"/>
                 <w:lang w:eastAsia="zh-CN"/>
               </w:rPr>
             </w:pPr>
@@ -193,7 +193,7 @@
           <w:p>
             <w:r>
               <w:rPr>
-                <w:rFonts w:eastAsia="SimSun" w:hint="eastAsia"/>
+                <w:rFonts w:eastAsia="宋体" w:hint="eastAsia"/>
                 <w:sz w:val="18"/>
                 <w:lang w:eastAsia="zh-CN"/>
               </w:rPr>
@@ -242,7 +242,7 @@
           <w:p>
             <w:r>
               <w:rPr>
-                <w:rFonts w:eastAsia="SimSun" w:hint="eastAsia"/>
+                <w:rFonts w:eastAsia="宋体" w:hint="eastAsia"/>
                 <w:sz w:val="18"/>
                 <w:lang w:eastAsia="zh-CN"/>
               </w:rPr>
@@ -291,7 +291,7 @@
           <w:p>
             <w:r>
               <w:rPr>
-                <w:rFonts w:eastAsia="SimSun" w:hint="eastAsia"/>
+                <w:rFonts w:eastAsia="宋体" w:hint="eastAsia"/>
                 <w:sz w:val="18"/>
                 <w:lang w:eastAsia="zh-CN"/>
               </w:rPr>
@@ -303,7 +303,7 @@
     </w:tbl>
     <w:p>
       <w:pPr>
-        <w:pStyle w:val="Heading1"/>
+        <w:pStyle w:val="1"/>
       </w:pPr>
       <w:r>
         <w:t>B. Decision confidence</w:t>
@@ -315,13 +315,26 @@
       </w:r>
     </w:p>
     <w:p>
+      <w:pPr>
+        <w:rPr>
+          <w:rFonts w:hint="eastAsia"/>
+          <w:lang w:eastAsia="zh-CN"/>
+        </w:rPr>
+      </w:pPr>
       <w:r>
-        <w:t>1 = Not confident at all; 5 = Very confident. Response: ____ (manual entry).</w:t>
+        <w:t xml:space="preserve">1 = Not confident at all; 5 = Very confident. Response: </w:t>
+      </w:r>
+      <w:r>
+        <w:rPr>
+          <w:rFonts w:hint="eastAsia"/>
+          <w:lang w:eastAsia="zh-CN"/>
+        </w:rPr>
+        <w:t>5</w:t>
       </w:r>
     </w:p>
     <w:p>
       <w:pPr>
-        <w:pStyle w:val="Heading1"/>
+        <w:pStyle w:val="1"/>
       </w:pPr>
       <w:r>
         <w:t>C. Short answers</w:t>
@@ -400,15 +413,7 @@
         <w:keepNext/>
       </w:pPr>
       <w:r>
-        <w:t xml:space="preserve">No actual task choice was recorded. The participant </w:t>
-      </w:r>
-      <w:proofErr w:type="gramStart"/>
-      <w:r>
-        <w:t>needs likely</w:t>
-      </w:r>
-      <w:proofErr w:type="gramEnd"/>
-      <w:r>
-        <w:t xml:space="preserve"> time loss and alternative walking / transfer burden to judge whether waiting is easier (01:14-01:40).</w:t>
+        <w:t>No actual task choice was recorded. The participant needs likely time loss and alternative walking / transfer burden to judge whether waiting is easier (01:14-01:40).</w:t>
       </w:r>
     </w:p>
     <w:p>
@@ -418,7 +423,7 @@
     </w:p>
     <w:p>
       <w:pPr>
-        <w:pStyle w:val="Heading1"/>
+        <w:pStyle w:val="1"/>
       </w:pPr>
       <w:r>
         <w:t>D. When is this support useful? (Select all that apply)</w:t>
@@ -426,7 +431,7 @@
     </w:p>
     <w:p>
       <w:pPr>
-        <w:pStyle w:val="ListBullet"/>
+        <w:pStyle w:val="a0"/>
       </w:pPr>
       <w:r>
         <w:t>☐ Early service</w:t>
@@ -434,7 +439,7 @@
     </w:p>
     <w:p>
       <w:pPr>
-        <w:pStyle w:val="ListBullet"/>
+        <w:pStyle w:val="a0"/>
       </w:pPr>
       <w:r>
         <w:t>☐ Delayed service — major delays appear useful, but the automatic transcript is partly unclear (02:23-02:36).</w:t>
@@ -442,7 +447,7 @@
     </w:p>
     <w:p>
       <w:pPr>
-        <w:pStyle w:val="ListBullet"/>
+        <w:pStyle w:val="a0"/>
       </w:pPr>
       <w:r>
         <w:t>☐ Cancelled or changed service — cancellations appear useful, but the automatic transcript is partly unclear (02:23-02:36).</w:t>
@@ -450,7 +455,7 @@
     </w:p>
     <w:p>
       <w:pPr>
-        <w:pStyle w:val="ListBullet"/>
+        <w:pStyle w:val="a0"/>
       </w:pPr>
       <w:r>
         <w:t>☐ On-time service — little need stated, except when travelling somewhere unfamiliar (02:23-02:36).</w:t>
@@ -458,7 +463,7 @@
     </w:p>
     <w:p>
       <w:pPr>
-        <w:pStyle w:val="ListBullet"/>
+        <w:pStyle w:val="a0"/>
       </w:pPr>
       <w:r>
         <w:t>☐ Other: disruption affecting a transfer or connection (01:52-02:36).</w:t>
@@ -466,7 +471,7 @@
     </w:p>
     <w:p>
       <w:pPr>
-        <w:pStyle w:val="Heading1"/>
+        <w:pStyle w:val="1"/>
       </w:pPr>
       <w:r>
         <w:t>E. Moderator follow-up prompts</w:t>
@@ -474,7 +479,7 @@
     </w:p>
     <w:p>
       <w:pPr>
-        <w:pStyle w:val="ListBullet"/>
+        <w:pStyle w:val="a0"/>
       </w:pPr>
       <w:r>
         <w:t>1. Certainty: no confidence change was rated. Wants recency, affected segment, arrival / connection impact and realistic alternatives (01:52-04:40).</w:t>
@@ -482,7 +487,7 @@
     </w:p>
     <w:p>
       <w:pPr>
-        <w:pStyle w:val="ListBullet"/>
+        <w:pStyle w:val="a0"/>
       </w:pPr>
       <w:r>
         <w:t>2. Need to change: compare likely time loss with walking and transfer burden; waiting may be easier than changing (01:14-01:40).</w:t>
@@ -490,7 +495,7 @@
     </w:p>
     <w:p>
       <w:pPr>
-        <w:pStyle w:val="ListBullet"/>
+        <w:pStyle w:val="a0"/>
       </w:pPr>
       <w:r>
         <w:t xml:space="preserve">3. Ignored information: disruptions after the passenger </w:t>
@@ -506,7 +511,7 @@
     </w:p>
     <w:p>
       <w:pPr>
-        <w:pStyle w:val="ListBullet"/>
+        <w:pStyle w:val="a0"/>
       </w:pPr>
       <w:r>
         <w:t>4. Normal service: decision support is not very useful on time, except potentially on unfamiliar journeys (02:23-02:36).</w:t>
@@ -514,10 +519,10 @@
     </w:p>
     <w:p>
       <w:pPr>
-        <w:pStyle w:val="Heading1"/>
+        <w:pStyle w:val="1"/>
         <w:pageBreakBefore/>
         <w:rPr>
-          <w:rFonts w:eastAsia="SimSun"/>
+          <w:rFonts w:eastAsia="宋体"/>
           <w:lang w:eastAsia="zh-CN"/>
         </w:rPr>
       </w:pPr>
@@ -599,7 +604,7 @@
 </file>
 
 <file path=word/endnotes.xml><?xml version="1.0" encoding="utf-8"?>
-<w:endnotes xmlns:wpc="http://schemas.microsoft.com/office/word/2010/wordprocessingCanvas" xmlns:cx="http://schemas.microsoft.com/office/drawing/2014/chartex" xmlns:cx1="http://schemas.microsoft.com/office/drawing/2015/9/8/chartex" xmlns:cx2="http://schemas.microsoft.com/office/drawing/2015/10/21/chartex" xmlns:cx3="http://schemas.microsoft.com/office/drawing/2016/5/9/chartex" xmlns:cx4="http://schemas.microsoft.com/office/drawing/2016/5/10/chartex" xmlns:cx5="http://schemas.microsoft.com/office/drawing/2016/5/11/chartex" xmlns:cx6="http://schemas.microsoft.com/office/drawing/2016/5/12/chartex" xmlns:cx7="http://schemas.microsoft.com/office/drawing/2016/5/13/chartex" xmlns:cx8="http://schemas.microsoft.com/office/drawing/2016/5/14/chartex" xmlns:mc="http://schemas.openxmlformats.org/markup-compatibility/2006" xmlns:aink="http://schemas.microsoft.com/office/drawing/2016/ink" xmlns:am3d="http://schemas.microsoft.com/office/drawing/2017/model3d" xmlns:o="urn:schemas-microsoft-com:office:office" xmlns:oel="http://schemas.microsoft.com/office/2019/extlst" xmlns:r="http://schemas.openxmlformats.org/officeDocument/2006/relationships" xmlns:m="http://schemas.openxmlformats.org/officeDocument/2006/math" xmlns:v="urn:schemas-microsoft-com:vml" xmlns:wp14="http://schemas.microsoft.com/office/word/2010/wordprocessingDrawing" xmlns:wp="http://schemas.openxmlformats.org/drawingml/2006/wordprocessingDrawing" xmlns:w10="urn:schemas-microsoft-com:office:word" xmlns:w="http://schemas.openxmlformats.org/wordprocessingml/2006/main" xmlns:w14="http://schemas.microsoft.com/office/word/2010/wordml" xmlns:w15="http://schemas.microsoft.com/office/word/2012/wordml" xmlns:w16cex="http://schemas.microsoft.com/office/word/2018/wordml/cex" xmlns:w16cid="http://schemas.microsoft.com/office/word/2016/wordml/cid" xmlns:w16="http://schemas.microsoft.com/office/word/2018/wordml" xmlns:w16du="http://schemas.microsoft.com/office/word/2023/wordml/word16du" xmlns:w16sdtdh="http://schemas.microsoft.com/office/word/2020/wordml/sdtdatahash" xmlns:w16sdtfl="http://schemas.microsoft.com/office/word/2024/wordml/sdtformatlock" xmlns:w16se="http://schemas.microsoft.com/office/word/2015/wordml/symex" xmlns:wpg="http://schemas.microsoft.com/office/word/2010/wordprocessingGroup" xmlns:wpi="http://schemas.microsoft.com/office/word/2010/wordprocessingInk" xmlns:wne="http://schemas.microsoft.com/office/word/2006/wordml" xmlns:wps="http://schemas.microsoft.com/office/word/2010/wordprocessingShape" mc:Ignorable="w14 w15 w16se w16cid w16 w16cex w16sdtdh w16sdtfl w16du wp14">
+<w:endnotes xmlns:wpc="http://schemas.microsoft.com/office/word/2010/wordprocessingCanvas" xmlns:cx="http://schemas.microsoft.com/office/drawing/2014/chartex" xmlns:cx1="http://schemas.microsoft.com/office/drawing/2015/9/8/chartex" xmlns:cx2="http://schemas.microsoft.com/office/drawing/2015/10/21/chartex" xmlns:cx3="http://schemas.microsoft.com/office/drawing/2016/5/9/chartex" xmlns:cx4="http://schemas.microsoft.com/office/drawing/2016/5/10/chartex" xmlns:cx5="http://schemas.microsoft.com/office/drawing/2016/5/11/chartex" xmlns:cx6="http://schemas.microsoft.com/office/drawing/2016/5/12/chartex" xmlns:cx7="http://schemas.microsoft.com/office/drawing/2016/5/13/chartex" xmlns:cx8="http://schemas.microsoft.com/office/drawing/2016/5/14/chartex" xmlns:mc="http://schemas.openxmlformats.org/markup-compatibility/2006" xmlns:aink="http://schemas.microsoft.com/office/drawing/2016/ink" xmlns:am3d="http://schemas.microsoft.com/office/drawing/2017/model3d" xmlns:o="urn:schemas-microsoft-com:office:office" xmlns:oel="http://schemas.microsoft.com/office/2019/extlst" xmlns:r="http://schemas.openxmlformats.org/officeDocument/2006/relationships" xmlns:m="http://schemas.openxmlformats.org/officeDocument/2006/math" xmlns:v="urn:schemas-microsoft-com:vml" xmlns:wp14="http://schemas.microsoft.com/office/word/2010/wordprocessingDrawing" xmlns:wp="http://schemas.openxmlformats.org/drawingml/2006/wordprocessingDrawing" xmlns:w10="urn:schemas-microsoft-com:office:word" xmlns:w="http://schemas.openxmlformats.org/wordprocessingml/2006/main" xmlns:w14="http://schemas.microsoft.com/office/word/2010/wordml" xmlns:w15="http://schemas.microsoft.com/office/word/2012/wordml" xmlns:w16cex="http://schemas.microsoft.com/office/word/2018/wordml/cex" xmlns:w16cid="http://schemas.microsoft.com/office/word/2016/wordml/cid" xmlns:w16="http://schemas.microsoft.com/office/word/2018/wordml" xmlns:w16sdtdh="http://schemas.microsoft.com/office/word/2020/wordml/sdtdatahash" xmlns:w16se="http://schemas.microsoft.com/office/word/2015/wordml/symex" xmlns:wpg="http://schemas.microsoft.com/office/word/2010/wordprocessingGroup" xmlns:wpi="http://schemas.microsoft.com/office/word/2010/wordprocessingInk" xmlns:wne="http://schemas.microsoft.com/office/word/2006/wordml" xmlns:wps="http://schemas.microsoft.com/office/word/2010/wordprocessingShape" mc:Ignorable="w14 w15 w16se w16cid w16 w16cex w16sdtdh wp14">
   <w:endnote w:type="separator" w:id="-1">
     <w:p>
       <w:pPr>
@@ -624,10 +629,10 @@
 </file>
 
 <file path=word/footer1.xml><?xml version="1.0" encoding="utf-8"?>
-<w:ftr xmlns:wpc="http://schemas.microsoft.com/office/word/2010/wordprocessingCanvas" xmlns:cx="http://schemas.microsoft.com/office/drawing/2014/chartex" xmlns:cx1="http://schemas.microsoft.com/office/drawing/2015/9/8/chartex" xmlns:cx2="http://schemas.microsoft.com/office/drawing/2015/10/21/chartex" xmlns:cx3="http://schemas.microsoft.com/office/drawing/2016/5/9/chartex" xmlns:cx4="http://schemas.microsoft.com/office/drawing/2016/5/10/chartex" xmlns:cx5="http://schemas.microsoft.com/office/drawing/2016/5/11/chartex" xmlns:cx6="http://schemas.microsoft.com/office/drawing/2016/5/12/chartex" xmlns:cx7="http://schemas.microsoft.com/office/drawing/2016/5/13/chartex" xmlns:cx8="http://schemas.microsoft.com/office/drawing/2016/5/14/chartex" xmlns:mc="http://schemas.openxmlformats.org/markup-compatibility/2006" xmlns:aink="http://schemas.microsoft.com/office/drawing/2016/ink" xmlns:am3d="http://schemas.microsoft.com/office/drawing/2017/model3d" xmlns:o="urn:schemas-microsoft-com:office:office" xmlns:oel="http://schemas.microsoft.com/office/2019/extlst" xmlns:r="http://schemas.openxmlformats.org/officeDocument/2006/relationships" xmlns:m="http://schemas.openxmlformats.org/officeDocument/2006/math" xmlns:v="urn:schemas-microsoft-com:vml" xmlns:wp14="http://schemas.microsoft.com/office/word/2010/wordprocessingDrawing" xmlns:wp="http://schemas.openxmlformats.org/drawingml/2006/wordprocessingDrawing" xmlns:w10="urn:schemas-microsoft-com:office:word" xmlns:w="http://schemas.openxmlformats.org/wordprocessingml/2006/main" xmlns:w14="http://schemas.microsoft.com/office/word/2010/wordml" xmlns:w15="http://schemas.microsoft.com/office/word/2012/wordml" xmlns:w16cex="http://schemas.microsoft.com/office/word/2018/wordml/cex" xmlns:w16cid="http://schemas.microsoft.com/office/word/2016/wordml/cid" xmlns:w16="http://schemas.microsoft.com/office/word/2018/wordml" xmlns:w16du="http://schemas.microsoft.com/office/word/2023/wordml/word16du" xmlns:w16sdtdh="http://schemas.microsoft.com/office/word/2020/wordml/sdtdatahash" xmlns:w16sdtfl="http://schemas.microsoft.com/office/word/2024/wordml/sdtformatlock" xmlns:w16se="http://schemas.microsoft.com/office/word/2015/wordml/symex" xmlns:wpg="http://schemas.microsoft.com/office/word/2010/wordprocessingGroup" xmlns:wpi="http://schemas.microsoft.com/office/word/2010/wordprocessingInk" xmlns:wne="http://schemas.microsoft.com/office/word/2006/wordml" xmlns:wps="http://schemas.microsoft.com/office/word/2010/wordprocessingShape" mc:Ignorable="w14 w15 w16se w16cid w16 w16cex w16sdtdh w16sdtfl w16du wp14">
+<w:ftr xmlns:wpc="http://schemas.microsoft.com/office/word/2010/wordprocessingCanvas" xmlns:cx="http://schemas.microsoft.com/office/drawing/2014/chartex" xmlns:cx1="http://schemas.microsoft.com/office/drawing/2015/9/8/chartex" xmlns:cx2="http://schemas.microsoft.com/office/drawing/2015/10/21/chartex" xmlns:cx3="http://schemas.microsoft.com/office/drawing/2016/5/9/chartex" xmlns:cx4="http://schemas.microsoft.com/office/drawing/2016/5/10/chartex" xmlns:cx5="http://schemas.microsoft.com/office/drawing/2016/5/11/chartex" xmlns:cx6="http://schemas.microsoft.com/office/drawing/2016/5/12/chartex" xmlns:cx7="http://schemas.microsoft.com/office/drawing/2016/5/13/chartex" xmlns:cx8="http://schemas.microsoft.com/office/drawing/2016/5/14/chartex" xmlns:mc="http://schemas.openxmlformats.org/markup-compatibility/2006" xmlns:aink="http://schemas.microsoft.com/office/drawing/2016/ink" xmlns:am3d="http://schemas.microsoft.com/office/drawing/2017/model3d" xmlns:o="urn:schemas-microsoft-com:office:office" xmlns:oel="http://schemas.microsoft.com/office/2019/extlst" xmlns:r="http://schemas.openxmlformats.org/officeDocument/2006/relationships" xmlns:m="http://schemas.openxmlformats.org/officeDocument/2006/math" xmlns:v="urn:schemas-microsoft-com:vml" xmlns:wp14="http://schemas.microsoft.com/office/word/2010/wordprocessingDrawing" xmlns:wp="http://schemas.openxmlformats.org/drawingml/2006/wordprocessingDrawing" xmlns:w10="urn:schemas-microsoft-com:office:word" xmlns:w="http://schemas.openxmlformats.org/wordprocessingml/2006/main" xmlns:w14="http://schemas.microsoft.com/office/word/2010/wordml" xmlns:w15="http://schemas.microsoft.com/office/word/2012/wordml" xmlns:w16cex="http://schemas.microsoft.com/office/word/2018/wordml/cex" xmlns:w16cid="http://schemas.microsoft.com/office/word/2016/wordml/cid" xmlns:w16="http://schemas.microsoft.com/office/word/2018/wordml" xmlns:w16sdtdh="http://schemas.microsoft.com/office/word/2020/wordml/sdtdatahash" xmlns:w16se="http://schemas.microsoft.com/office/word/2015/wordml/symex" xmlns:wpg="http://schemas.microsoft.com/office/word/2010/wordprocessingGroup" xmlns:wpi="http://schemas.microsoft.com/office/word/2010/wordprocessingInk" xmlns:wne="http://schemas.microsoft.com/office/word/2006/wordml" xmlns:wps="http://schemas.microsoft.com/office/word/2010/wordprocessingShape" mc:Ignorable="w14 w15 w16se w16cid w16 w16cex w16sdtdh wp14">
   <w:p>
     <w:pPr>
-      <w:pStyle w:val="Footer"/>
+      <w:pStyle w:val="ab"/>
       <w:jc w:val="center"/>
     </w:pPr>
     <w:r>
@@ -656,7 +661,7 @@
 </file>
 
 <file path=word/footnotes.xml><?xml version="1.0" encoding="utf-8"?>
-<w:footnotes xmlns:wpc="http://schemas.microsoft.com/office/word/2010/wordprocessingCanvas" xmlns:cx="http://schemas.microsoft.com/office/drawing/2014/chartex" xmlns:cx1="http://schemas.microsoft.com/office/drawing/2015/9/8/chartex" xmlns:cx2="http://schemas.microsoft.com/office/drawing/2015/10/21/chartex" xmlns:cx3="http://schemas.microsoft.com/office/drawing/2016/5/9/chartex" xmlns:cx4="http://schemas.microsoft.com/office/drawing/2016/5/10/chartex" xmlns:cx5="http://schemas.microsoft.com/office/drawing/2016/5/11/chartex" xmlns:cx6="http://schemas.microsoft.com/office/drawing/2016/5/12/chartex" xmlns:cx7="http://schemas.microsoft.com/office/drawing/2016/5/13/chartex" xmlns:cx8="http://schemas.microsoft.com/office/drawing/2016/5/14/chartex" xmlns:mc="http://schemas.openxmlformats.org/markup-compatibility/2006" xmlns:aink="http://schemas.microsoft.com/office/drawing/2016/ink" xmlns:am3d="http://schemas.microsoft.com/office/drawing/2017/model3d" xmlns:o="urn:schemas-microsoft-com:office:office" xmlns:oel="http://schemas.microsoft.com/office/2019/extlst" xmlns:r="http://schemas.openxmlformats.org/officeDocument/2006/relationships" xmlns:m="http://schemas.openxmlformats.org/officeDocument/2006/math" xmlns:v="urn:schemas-microsoft-com:vml" xmlns:wp14="http://schemas.microsoft.com/office/word/2010/wordprocessingDrawing" xmlns:wp="http://schemas.openxmlformats.org/drawingml/2006/wordprocessingDrawing" xmlns:w10="urn:schemas-microsoft-com:office:word" xmlns:w="http://schemas.openxmlformats.org/wordprocessingml/2006/main" xmlns:w14="http://schemas.microsoft.com/office/word/2010/wordml" xmlns:w15="http://schemas.microsoft.com/office/word/2012/wordml" xmlns:w16cex="http://schemas.microsoft.com/office/word/2018/wordml/cex" xmlns:w16cid="http://schemas.microsoft.com/office/word/2016/wordml/cid" xmlns:w16="http://schemas.microsoft.com/office/word/2018/wordml" xmlns:w16du="http://schemas.microsoft.com/office/word/2023/wordml/word16du" xmlns:w16sdtdh="http://schemas.microsoft.com/office/word/2020/wordml/sdtdatahash" xmlns:w16sdtfl="http://schemas.microsoft.com/office/word/2024/wordml/sdtformatlock" xmlns:w16se="http://schemas.microsoft.com/office/word/2015/wordml/symex" xmlns:wpg="http://schemas.microsoft.com/office/word/2010/wordprocessingGroup" xmlns:wpi="http://schemas.microsoft.com/office/word/2010/wordprocessingInk" xmlns:wne="http://schemas.microsoft.com/office/word/2006/wordml" xmlns:wps="http://schemas.microsoft.com/office/word/2010/wordprocessingShape" mc:Ignorable="w14 w15 w16se w16cid w16 w16cex w16sdtdh w16sdtfl w16du wp14">
+<w:footnotes xmlns:wpc="http://schemas.microsoft.com/office/word/2010/wordprocessingCanvas" xmlns:cx="http://schemas.microsoft.com/office/drawing/2014/chartex" xmlns:cx1="http://schemas.microsoft.com/office/drawing/2015/9/8/chartex" xmlns:cx2="http://schemas.microsoft.com/office/drawing/2015/10/21/chartex" xmlns:cx3="http://schemas.microsoft.com/office/drawing/2016/5/9/chartex" xmlns:cx4="http://schemas.microsoft.com/office/drawing/2016/5/10/chartex" xmlns:cx5="http://schemas.microsoft.com/office/drawing/2016/5/11/chartex" xmlns:cx6="http://schemas.microsoft.com/office/drawing/2016/5/12/chartex" xmlns:cx7="http://schemas.microsoft.com/office/drawing/2016/5/13/chartex" xmlns:cx8="http://schemas.microsoft.com/office/drawing/2016/5/14/chartex" xmlns:mc="http://schemas.openxmlformats.org/markup-compatibility/2006" xmlns:aink="http://schemas.microsoft.com/office/drawing/2016/ink" xmlns:am3d="http://schemas.microsoft.com/office/drawing/2017/model3d" xmlns:o="urn:schemas-microsoft-com:office:office" xmlns:oel="http://schemas.microsoft.com/office/2019/extlst" xmlns:r="http://schemas.openxmlformats.org/officeDocument/2006/relationships" xmlns:m="http://schemas.openxmlformats.org/officeDocument/2006/math" xmlns:v="urn:schemas-microsoft-com:vml" xmlns:wp14="http://schemas.microsoft.com/office/word/2010/wordprocessingDrawing" xmlns:wp="http://schemas.openxmlformats.org/drawingml/2006/wordprocessingDrawing" xmlns:w10="urn:schemas-microsoft-com:office:word" xmlns:w="http://schemas.openxmlformats.org/wordprocessingml/2006/main" xmlns:w14="http://schemas.microsoft.com/office/word/2010/wordml" xmlns:w15="http://schemas.microsoft.com/office/word/2012/wordml" xmlns:w16cex="http://schemas.microsoft.com/office/word/2018/wordml/cex" xmlns:w16cid="http://schemas.microsoft.com/office/word/2016/wordml/cid" xmlns:w16="http://schemas.microsoft.com/office/word/2018/wordml" xmlns:w16sdtdh="http://schemas.microsoft.com/office/word/2020/wordml/sdtdatahash" xmlns:w16se="http://schemas.microsoft.com/office/word/2015/wordml/symex" xmlns:wpg="http://schemas.microsoft.com/office/word/2010/wordprocessingGroup" xmlns:wpi="http://schemas.microsoft.com/office/word/2010/wordprocessingInk" xmlns:wne="http://schemas.microsoft.com/office/word/2006/wordml" xmlns:wps="http://schemas.microsoft.com/office/word/2010/wordprocessingShape" mc:Ignorable="w14 w15 w16se w16cid w16 w16cex w16sdtdh wp14">
   <w:footnote w:type="separator" w:id="-1">
     <w:p>
       <w:pPr>
@@ -681,7 +686,7 @@
 </file>
 
 <file path=word/numbering.xml><?xml version="1.0" encoding="utf-8"?>
-<w:numbering xmlns:wpc="http://schemas.microsoft.com/office/word/2010/wordprocessingCanvas" xmlns:cx="http://schemas.microsoft.com/office/drawing/2014/chartex" xmlns:cx1="http://schemas.microsoft.com/office/drawing/2015/9/8/chartex" xmlns:cx2="http://schemas.microsoft.com/office/drawing/2015/10/21/chartex" xmlns:cx3="http://schemas.microsoft.com/office/drawing/2016/5/9/chartex" xmlns:cx4="http://schemas.microsoft.com/office/drawing/2016/5/10/chartex" xmlns:cx5="http://schemas.microsoft.com/office/drawing/2016/5/11/chartex" xmlns:cx6="http://schemas.microsoft.com/office/drawing/2016/5/12/chartex" xmlns:cx7="http://schemas.microsoft.com/office/drawing/2016/5/13/chartex" xmlns:cx8="http://schemas.microsoft.com/office/drawing/2016/5/14/chartex" xmlns:mc="http://schemas.openxmlformats.org/markup-compatibility/2006" xmlns:aink="http://schemas.microsoft.com/office/drawing/2016/ink" xmlns:am3d="http://schemas.microsoft.com/office/drawing/2017/model3d" xmlns:o="urn:schemas-microsoft-com:office:office" xmlns:oel="http://schemas.microsoft.com/office/2019/extlst" xmlns:r="http://schemas.openxmlformats.org/officeDocument/2006/relationships" xmlns:m="http://schemas.openxmlformats.org/officeDocument/2006/math" xmlns:v="urn:schemas-microsoft-com:vml" xmlns:wp14="http://schemas.microsoft.com/office/word/2010/wordprocessingDrawing" xmlns:wp="http://schemas.openxmlformats.org/drawingml/2006/wordprocessingDrawing" xmlns:w10="urn:schemas-microsoft-com:office:word" xmlns:w="http://schemas.openxmlformats.org/wordprocessingml/2006/main" xmlns:w14="http://schemas.microsoft.com/office/word/2010/wordml" xmlns:w15="http://schemas.microsoft.com/office/word/2012/wordml" xmlns:w16cex="http://schemas.microsoft.com/office/word/2018/wordml/cex" xmlns:w16cid="http://schemas.microsoft.com/office/word/2016/wordml/cid" xmlns:w16="http://schemas.microsoft.com/office/word/2018/wordml" xmlns:w16du="http://schemas.microsoft.com/office/word/2023/wordml/word16du" xmlns:w16sdtdh="http://schemas.microsoft.com/office/word/2020/wordml/sdtdatahash" xmlns:w16sdtfl="http://schemas.microsoft.com/office/word/2024/wordml/sdtformatlock" xmlns:w16se="http://schemas.microsoft.com/office/word/2015/wordml/symex" xmlns:wpg="http://schemas.microsoft.com/office/word/2010/wordprocessingGroup" xmlns:wpi="http://schemas.microsoft.com/office/word/2010/wordprocessingInk" xmlns:wne="http://schemas.microsoft.com/office/word/2006/wordml" xmlns:wps="http://schemas.microsoft.com/office/word/2010/wordprocessingShape" mc:Ignorable="w14 w15 w16se w16cid w16 w16cex w16sdtdh w16sdtfl w16du wp14">
+<w:numbering xmlns:wpc="http://schemas.microsoft.com/office/word/2010/wordprocessingCanvas" xmlns:cx="http://schemas.microsoft.com/office/drawing/2014/chartex" xmlns:cx1="http://schemas.microsoft.com/office/drawing/2015/9/8/chartex" xmlns:cx2="http://schemas.microsoft.com/office/drawing/2015/10/21/chartex" xmlns:cx3="http://schemas.microsoft.com/office/drawing/2016/5/9/chartex" xmlns:cx4="http://schemas.microsoft.com/office/drawing/2016/5/10/chartex" xmlns:cx5="http://schemas.microsoft.com/office/drawing/2016/5/11/chartex" xmlns:cx6="http://schemas.microsoft.com/office/drawing/2016/5/12/chartex" xmlns:cx7="http://schemas.microsoft.com/office/drawing/2016/5/13/chartex" xmlns:cx8="http://schemas.microsoft.com/office/drawing/2016/5/14/chartex" xmlns:mc="http://schemas.openxmlformats.org/markup-compatibility/2006" xmlns:aink="http://schemas.microsoft.com/office/drawing/2016/ink" xmlns:am3d="http://schemas.microsoft.com/office/drawing/2017/model3d" xmlns:o="urn:schemas-microsoft-com:office:office" xmlns:oel="http://schemas.microsoft.com/office/2019/extlst" xmlns:r="http://schemas.openxmlformats.org/officeDocument/2006/relationships" xmlns:m="http://schemas.openxmlformats.org/officeDocument/2006/math" xmlns:v="urn:schemas-microsoft-com:vml" xmlns:wp14="http://schemas.microsoft.com/office/word/2010/wordprocessingDrawing" xmlns:wp="http://schemas.openxmlformats.org/drawingml/2006/wordprocessingDrawing" xmlns:w10="urn:schemas-microsoft-com:office:word" xmlns:w="http://schemas.openxmlformats.org/wordprocessingml/2006/main" xmlns:w14="http://schemas.microsoft.com/office/word/2010/wordml" xmlns:w15="http://schemas.microsoft.com/office/word/2012/wordml" xmlns:w16cex="http://schemas.microsoft.com/office/word/2018/wordml/cex" xmlns:w16cid="http://schemas.microsoft.com/office/word/2016/wordml/cid" xmlns:w16="http://schemas.microsoft.com/office/word/2018/wordml" xmlns:w16sdtdh="http://schemas.microsoft.com/office/word/2020/wordml/sdtdatahash" xmlns:w16se="http://schemas.microsoft.com/office/word/2015/wordml/symex" xmlns:wpg="http://schemas.microsoft.com/office/word/2010/wordprocessingGroup" xmlns:wpi="http://schemas.microsoft.com/office/word/2010/wordprocessingInk" xmlns:wne="http://schemas.microsoft.com/office/word/2006/wordml" xmlns:wps="http://schemas.microsoft.com/office/word/2010/wordprocessingShape" mc:Ignorable="w14 w15 w16se w16cid w16 w16cex w16sdtdh wp14">
   <w:abstractNum w:abstractNumId="0" w15:restartNumberingAfterBreak="0">
     <w:nsid w:val="FFFFFF7E"/>
     <w:multiLevelType w:val="singleLevel"/>
@@ -689,7 +694,7 @@
     <w:lvl w:ilvl="0">
       <w:start w:val="1"/>
       <w:numFmt w:val="decimal"/>
-      <w:pStyle w:val="ListNumber3"/>
+      <w:pStyle w:val="3"/>
       <w:lvlText w:val="%1."/>
       <w:lvlJc w:val="left"/>
       <w:pPr>
@@ -707,7 +712,7 @@
     <w:lvl w:ilvl="0">
       <w:start w:val="1"/>
       <w:numFmt w:val="decimal"/>
-      <w:pStyle w:val="ListNumber2"/>
+      <w:pStyle w:val="2"/>
       <w:lvlText w:val="%1."/>
       <w:lvlJc w:val="left"/>
       <w:pPr>
@@ -725,7 +730,7 @@
     <w:lvl w:ilvl="0">
       <w:start w:val="1"/>
       <w:numFmt w:val="bullet"/>
-      <w:pStyle w:val="ListBullet3"/>
+      <w:pStyle w:val="30"/>
       <w:lvlText w:val=""/>
       <w:lvlJc w:val="left"/>
       <w:pPr>
@@ -746,7 +751,7 @@
     <w:lvl w:ilvl="0">
       <w:start w:val="1"/>
       <w:numFmt w:val="bullet"/>
-      <w:pStyle w:val="ListBullet2"/>
+      <w:pStyle w:val="20"/>
       <w:lvlText w:val=""/>
       <w:lvlJc w:val="left"/>
       <w:pPr>
@@ -767,7 +772,7 @@
     <w:lvl w:ilvl="0">
       <w:start w:val="1"/>
       <w:numFmt w:val="decimal"/>
-      <w:pStyle w:val="ListNumber"/>
+      <w:pStyle w:val="a"/>
       <w:lvlText w:val="%1."/>
       <w:lvlJc w:val="left"/>
       <w:pPr>
@@ -785,7 +790,7 @@
     <w:lvl w:ilvl="0">
       <w:start w:val="1"/>
       <w:numFmt w:val="bullet"/>
-      <w:pStyle w:val="ListBullet"/>
+      <w:pStyle w:val="a0"/>
       <w:lvlText w:val=""/>
       <w:lvlJc w:val="left"/>
       <w:pPr>
@@ -821,7 +826,7 @@
 </file>
 
 <file path=word/styles.xml><?xml version="1.0" encoding="utf-8"?>
-<w:styles xmlns:mc="http://schemas.openxmlformats.org/markup-compatibility/2006" xmlns:r="http://schemas.openxmlformats.org/officeDocument/2006/relationships" xmlns:w="http://schemas.openxmlformats.org/wordprocessingml/2006/main" xmlns:w14="http://schemas.microsoft.com/office/word/2010/wordml" xmlns:w15="http://schemas.microsoft.com/office/word/2012/wordml" xmlns:w16cex="http://schemas.microsoft.com/office/word/2018/wordml/cex" xmlns:w16cid="http://schemas.microsoft.com/office/word/2016/wordml/cid" xmlns:w16="http://schemas.microsoft.com/office/word/2018/wordml" xmlns:w16du="http://schemas.microsoft.com/office/word/2023/wordml/word16du" xmlns:w16sdtdh="http://schemas.microsoft.com/office/word/2020/wordml/sdtdatahash" xmlns:w16sdtfl="http://schemas.microsoft.com/office/word/2024/wordml/sdtformatlock" xmlns:w16se="http://schemas.microsoft.com/office/word/2015/wordml/symex" mc:Ignorable="w14 w15 w16se w16cid w16 w16cex w16sdtdh w16sdtfl w16du">
+<w:styles xmlns:mc="http://schemas.openxmlformats.org/markup-compatibility/2006" xmlns:r="http://schemas.openxmlformats.org/officeDocument/2006/relationships" xmlns:w="http://schemas.openxmlformats.org/wordprocessingml/2006/main" xmlns:w14="http://schemas.microsoft.com/office/word/2010/wordml" xmlns:w15="http://schemas.microsoft.com/office/word/2012/wordml" xmlns:w16cex="http://schemas.microsoft.com/office/word/2018/wordml/cex" xmlns:w16cid="http://schemas.microsoft.com/office/word/2016/wordml/cid" xmlns:w16="http://schemas.microsoft.com/office/word/2018/wordml" xmlns:w16sdtdh="http://schemas.microsoft.com/office/word/2020/wordml/sdtdatahash" xmlns:w16se="http://schemas.microsoft.com/office/word/2015/wordml/symex" mc:Ignorable="w14 w15 w16se w16cid w16 w16cex w16sdtdh">
   <w:docDefaults>
     <w:rPrDefault>
       <w:rPr>
@@ -1209,7 +1214,7 @@
     <w:lsdException w:name="Unresolved Mention" w:semiHidden="1" w:unhideWhenUsed="1"/>
     <w:lsdException w:name="Smart Link" w:semiHidden="1" w:unhideWhenUsed="1"/>
   </w:latentStyles>
-  <w:style w:type="paragraph" w:default="1" w:styleId="Normal">
+  <w:style w:type="paragraph" w:default="1" w:styleId="a1">
     <w:name w:val="Normal"/>
     <w:qFormat/>
     <w:pPr>
@@ -1222,11 +1227,11 @@
       <w:lang w:val="en-US" w:eastAsia="en-US"/>
     </w:rPr>
   </w:style>
-  <w:style w:type="paragraph" w:styleId="Heading1">
+  <w:style w:type="paragraph" w:styleId="1">
     <w:name w:val="heading 1"/>
-    <w:basedOn w:val="Normal"/>
-    <w:next w:val="Normal"/>
-    <w:link w:val="Heading1Char"/>
+    <w:basedOn w:val="a1"/>
+    <w:next w:val="a1"/>
+    <w:link w:val="10"/>
     <w:uiPriority w:val="9"/>
     <w:qFormat/>
     <w:pPr>
@@ -1244,11 +1249,11 @@
       <w:szCs w:val="28"/>
     </w:rPr>
   </w:style>
-  <w:style w:type="paragraph" w:styleId="Heading2">
+  <w:style w:type="paragraph" w:styleId="21">
     <w:name w:val="heading 2"/>
-    <w:basedOn w:val="Normal"/>
-    <w:next w:val="Normal"/>
-    <w:link w:val="Heading2Char"/>
+    <w:basedOn w:val="a1"/>
+    <w:next w:val="a1"/>
+    <w:link w:val="22"/>
     <w:uiPriority w:val="9"/>
     <w:unhideWhenUsed/>
     <w:qFormat/>
@@ -1267,11 +1272,11 @@
       <w:szCs w:val="26"/>
     </w:rPr>
   </w:style>
-  <w:style w:type="paragraph" w:styleId="Heading3">
+  <w:style w:type="paragraph" w:styleId="31">
     <w:name w:val="heading 3"/>
-    <w:basedOn w:val="Normal"/>
-    <w:next w:val="Normal"/>
-    <w:link w:val="Heading3Char"/>
+    <w:basedOn w:val="a1"/>
+    <w:next w:val="a1"/>
+    <w:link w:val="32"/>
     <w:uiPriority w:val="9"/>
     <w:unhideWhenUsed/>
     <w:qFormat/>
@@ -1288,11 +1293,11 @@
       <w:color w:val="4F81BD" w:themeColor="accent1"/>
     </w:rPr>
   </w:style>
-  <w:style w:type="paragraph" w:styleId="Heading4">
+  <w:style w:type="paragraph" w:styleId="4">
     <w:name w:val="heading 4"/>
-    <w:basedOn w:val="Normal"/>
-    <w:next w:val="Normal"/>
-    <w:link w:val="Heading4Char"/>
+    <w:basedOn w:val="a1"/>
+    <w:next w:val="a1"/>
+    <w:link w:val="40"/>
     <w:uiPriority w:val="9"/>
     <w:semiHidden/>
     <w:unhideWhenUsed/>
@@ -1312,11 +1317,11 @@
       <w:color w:val="4F81BD" w:themeColor="accent1"/>
     </w:rPr>
   </w:style>
-  <w:style w:type="paragraph" w:styleId="Heading5">
+  <w:style w:type="paragraph" w:styleId="5">
     <w:name w:val="heading 5"/>
-    <w:basedOn w:val="Normal"/>
-    <w:next w:val="Normal"/>
-    <w:link w:val="Heading5Char"/>
+    <w:basedOn w:val="a1"/>
+    <w:next w:val="a1"/>
+    <w:link w:val="50"/>
     <w:uiPriority w:val="9"/>
     <w:semiHidden/>
     <w:unhideWhenUsed/>
@@ -1332,11 +1337,11 @@
       <w:color w:val="244061" w:themeColor="accent1" w:themeShade="80"/>
     </w:rPr>
   </w:style>
-  <w:style w:type="paragraph" w:styleId="Heading6">
+  <w:style w:type="paragraph" w:styleId="6">
     <w:name w:val="heading 6"/>
-    <w:basedOn w:val="Normal"/>
-    <w:next w:val="Normal"/>
-    <w:link w:val="Heading6Char"/>
+    <w:basedOn w:val="a1"/>
+    <w:next w:val="a1"/>
+    <w:link w:val="60"/>
     <w:uiPriority w:val="9"/>
     <w:semiHidden/>
     <w:unhideWhenUsed/>
@@ -1354,11 +1359,11 @@
       <w:color w:val="244061" w:themeColor="accent1" w:themeShade="80"/>
     </w:rPr>
   </w:style>
-  <w:style w:type="paragraph" w:styleId="Heading7">
+  <w:style w:type="paragraph" w:styleId="7">
     <w:name w:val="heading 7"/>
-    <w:basedOn w:val="Normal"/>
-    <w:next w:val="Normal"/>
-    <w:link w:val="Heading7Char"/>
+    <w:basedOn w:val="a1"/>
+    <w:next w:val="a1"/>
+    <w:link w:val="70"/>
     <w:uiPriority w:val="9"/>
     <w:semiHidden/>
     <w:unhideWhenUsed/>
@@ -1376,11 +1381,11 @@
       <w:color w:val="404040" w:themeColor="text1" w:themeTint="BF"/>
     </w:rPr>
   </w:style>
-  <w:style w:type="paragraph" w:styleId="Heading8">
+  <w:style w:type="paragraph" w:styleId="8">
     <w:name w:val="heading 8"/>
-    <w:basedOn w:val="Normal"/>
-    <w:next w:val="Normal"/>
-    <w:link w:val="Heading8Char"/>
+    <w:basedOn w:val="a1"/>
+    <w:next w:val="a1"/>
+    <w:link w:val="80"/>
     <w:uiPriority w:val="9"/>
     <w:semiHidden/>
     <w:unhideWhenUsed/>
@@ -1398,11 +1403,11 @@
       <w:szCs w:val="20"/>
     </w:rPr>
   </w:style>
-  <w:style w:type="paragraph" w:styleId="Heading9">
+  <w:style w:type="paragraph" w:styleId="9">
     <w:name w:val="heading 9"/>
-    <w:basedOn w:val="Normal"/>
-    <w:next w:val="Normal"/>
-    <w:link w:val="Heading9Char"/>
+    <w:basedOn w:val="a1"/>
+    <w:next w:val="a1"/>
+    <w:link w:val="90"/>
     <w:uiPriority w:val="9"/>
     <w:semiHidden/>
     <w:unhideWhenUsed/>
@@ -1422,13 +1427,13 @@
       <w:szCs w:val="20"/>
     </w:rPr>
   </w:style>
-  <w:style w:type="character" w:default="1" w:styleId="DefaultParagraphFont">
+  <w:style w:type="character" w:default="1" w:styleId="a2">
     <w:name w:val="Default Paragraph Font"/>
     <w:uiPriority w:val="1"/>
     <w:semiHidden/>
     <w:unhideWhenUsed/>
   </w:style>
-  <w:style w:type="table" w:default="1" w:styleId="TableNormal">
+  <w:style w:type="table" w:default="1" w:styleId="a3">
     <w:name w:val="Normal Table"/>
     <w:uiPriority w:val="99"/>
     <w:semiHidden/>
@@ -1443,15 +1448,15 @@
       </w:tblCellMar>
     </w:tblPr>
   </w:style>
-  <w:style w:type="numbering" w:default="1" w:styleId="NoList">
+  <w:style w:type="numbering" w:default="1" w:styleId="a4">
     <w:name w:val="No List"/>
     <w:uiPriority w:val="99"/>
     <w:semiHidden/>
     <w:unhideWhenUsed/>
   </w:style>
-  <w:style w:type="paragraph" w:styleId="MacroText">
+  <w:style w:type="paragraph" w:styleId="a5">
     <w:name w:val="macro"/>
-    <w:link w:val="MacroTextChar"/>
+    <w:link w:val="a6"/>
     <w:uiPriority w:val="99"/>
     <w:unhideWhenUsed/>
     <w:pPr>
@@ -1471,9 +1476,9 @@
       <w:lang w:val="en-US" w:eastAsia="en-US"/>
     </w:rPr>
   </w:style>
-  <w:style w:type="paragraph" w:styleId="List3">
+  <w:style w:type="paragraph" w:styleId="33">
     <w:name w:val="List 3"/>
-    <w:basedOn w:val="Normal"/>
+    <w:basedOn w:val="a1"/>
     <w:uiPriority w:val="99"/>
     <w:unhideWhenUsed/>
     <w:pPr>
@@ -1481,9 +1486,9 @@
       <w:contextualSpacing/>
     </w:pPr>
   </w:style>
-  <w:style w:type="paragraph" w:styleId="ListNumber2">
+  <w:style w:type="paragraph" w:styleId="2">
     <w:name w:val="List Number 2"/>
-    <w:basedOn w:val="Normal"/>
+    <w:basedOn w:val="a1"/>
     <w:uiPriority w:val="99"/>
     <w:unhideWhenUsed/>
     <w:pPr>
@@ -1493,9 +1498,9 @@
       <w:contextualSpacing/>
     </w:pPr>
   </w:style>
-  <w:style w:type="paragraph" w:styleId="ListNumber">
+  <w:style w:type="paragraph" w:styleId="a">
     <w:name w:val="List Number"/>
-    <w:basedOn w:val="Normal"/>
+    <w:basedOn w:val="a1"/>
     <w:uiPriority w:val="99"/>
     <w:unhideWhenUsed/>
     <w:pPr>
@@ -1505,10 +1510,10 @@
       <w:contextualSpacing/>
     </w:pPr>
   </w:style>
-  <w:style w:type="paragraph" w:styleId="Caption">
+  <w:style w:type="paragraph" w:styleId="a7">
     <w:name w:val="caption"/>
-    <w:basedOn w:val="Normal"/>
-    <w:next w:val="Normal"/>
+    <w:basedOn w:val="a1"/>
+    <w:next w:val="a1"/>
     <w:uiPriority w:val="35"/>
     <w:semiHidden/>
     <w:unhideWhenUsed/>
@@ -1524,9 +1529,9 @@
       <w:szCs w:val="18"/>
     </w:rPr>
   </w:style>
-  <w:style w:type="paragraph" w:styleId="ListBullet">
+  <w:style w:type="paragraph" w:styleId="a0">
     <w:name w:val="List Bullet"/>
-    <w:basedOn w:val="Normal"/>
+    <w:basedOn w:val="a1"/>
     <w:uiPriority w:val="99"/>
     <w:unhideWhenUsed/>
     <w:pPr>
@@ -1536,10 +1541,10 @@
       <w:contextualSpacing/>
     </w:pPr>
   </w:style>
-  <w:style w:type="paragraph" w:styleId="BodyText3">
+  <w:style w:type="paragraph" w:styleId="34">
     <w:name w:val="Body Text 3"/>
-    <w:basedOn w:val="Normal"/>
-    <w:link w:val="BodyText3Char"/>
+    <w:basedOn w:val="a1"/>
+    <w:link w:val="35"/>
     <w:uiPriority w:val="99"/>
     <w:unhideWhenUsed/>
     <w:pPr>
@@ -1550,9 +1555,9 @@
       <w:szCs w:val="16"/>
     </w:rPr>
   </w:style>
-  <w:style w:type="paragraph" w:styleId="ListBullet3">
+  <w:style w:type="paragraph" w:styleId="30">
     <w:name w:val="List Bullet 3"/>
-    <w:basedOn w:val="Normal"/>
+    <w:basedOn w:val="a1"/>
     <w:uiPriority w:val="99"/>
     <w:unhideWhenUsed/>
     <w:pPr>
@@ -1562,19 +1567,19 @@
       <w:contextualSpacing/>
     </w:pPr>
   </w:style>
-  <w:style w:type="paragraph" w:styleId="BodyText">
+  <w:style w:type="paragraph" w:styleId="a8">
     <w:name w:val="Body Text"/>
-    <w:basedOn w:val="Normal"/>
-    <w:link w:val="BodyTextChar"/>
+    <w:basedOn w:val="a1"/>
+    <w:link w:val="a9"/>
     <w:uiPriority w:val="99"/>
     <w:unhideWhenUsed/>
     <w:pPr>
       <w:spacing w:after="120"/>
     </w:pPr>
   </w:style>
-  <w:style w:type="paragraph" w:styleId="ListNumber3">
+  <w:style w:type="paragraph" w:styleId="3">
     <w:name w:val="List Number 3"/>
-    <w:basedOn w:val="Normal"/>
+    <w:basedOn w:val="a1"/>
     <w:uiPriority w:val="99"/>
     <w:unhideWhenUsed/>
     <w:pPr>
@@ -1584,9 +1589,9 @@
       <w:contextualSpacing/>
     </w:pPr>
   </w:style>
-  <w:style w:type="paragraph" w:styleId="List2">
+  <w:style w:type="paragraph" w:styleId="23">
     <w:name w:val="List 2"/>
-    <w:basedOn w:val="Normal"/>
+    <w:basedOn w:val="a1"/>
     <w:uiPriority w:val="99"/>
     <w:unhideWhenUsed/>
     <w:pPr>
@@ -1594,9 +1599,9 @@
       <w:contextualSpacing/>
     </w:pPr>
   </w:style>
-  <w:style w:type="paragraph" w:styleId="ListContinue">
+  <w:style w:type="paragraph" w:styleId="aa">
     <w:name w:val="List Continue"/>
-    <w:basedOn w:val="Normal"/>
+    <w:basedOn w:val="a1"/>
     <w:uiPriority w:val="99"/>
     <w:unhideWhenUsed/>
     <w:pPr>
@@ -1605,9 +1610,9 @@
       <w:contextualSpacing/>
     </w:pPr>
   </w:style>
-  <w:style w:type="paragraph" w:styleId="ListBullet2">
+  <w:style w:type="paragraph" w:styleId="20">
     <w:name w:val="List Bullet 2"/>
-    <w:basedOn w:val="Normal"/>
+    <w:basedOn w:val="a1"/>
     <w:uiPriority w:val="99"/>
     <w:unhideWhenUsed/>
     <w:pPr>
@@ -1617,10 +1622,10 @@
       <w:contextualSpacing/>
     </w:pPr>
   </w:style>
-  <w:style w:type="paragraph" w:styleId="Footer">
+  <w:style w:type="paragraph" w:styleId="ab">
     <w:name w:val="footer"/>
-    <w:basedOn w:val="Normal"/>
-    <w:link w:val="FooterChar"/>
+    <w:basedOn w:val="a1"/>
+    <w:link w:val="ac"/>
     <w:uiPriority w:val="99"/>
     <w:unhideWhenUsed/>
     <w:pPr>
@@ -1631,10 +1636,10 @@
       <w:spacing w:after="0" w:line="240" w:lineRule="auto"/>
     </w:pPr>
   </w:style>
-  <w:style w:type="paragraph" w:styleId="Header">
+  <w:style w:type="paragraph" w:styleId="ad">
     <w:name w:val="header"/>
-    <w:basedOn w:val="Normal"/>
-    <w:link w:val="HeaderChar"/>
+    <w:basedOn w:val="a1"/>
+    <w:link w:val="ae"/>
     <w:uiPriority w:val="99"/>
     <w:unhideWhenUsed/>
     <w:pPr>
@@ -1645,11 +1650,11 @@
       <w:spacing w:after="0" w:line="240" w:lineRule="auto"/>
     </w:pPr>
   </w:style>
-  <w:style w:type="paragraph" w:styleId="Subtitle">
+  <w:style w:type="paragraph" w:styleId="af">
     <w:name w:val="Subtitle"/>
-    <w:basedOn w:val="Normal"/>
-    <w:next w:val="Normal"/>
-    <w:link w:val="SubtitleChar"/>
+    <w:basedOn w:val="a1"/>
+    <w:next w:val="a1"/>
+    <w:link w:val="af0"/>
     <w:uiPriority w:val="11"/>
     <w:qFormat/>
     <w:rPr>
@@ -1662,9 +1667,9 @@
       <w:szCs w:val="24"/>
     </w:rPr>
   </w:style>
-  <w:style w:type="paragraph" w:styleId="List">
+  <w:style w:type="paragraph" w:styleId="af1">
     <w:name w:val="List"/>
-    <w:basedOn w:val="Normal"/>
+    <w:basedOn w:val="a1"/>
     <w:uiPriority w:val="99"/>
     <w:unhideWhenUsed/>
     <w:pPr>
@@ -1672,19 +1677,19 @@
       <w:contextualSpacing/>
     </w:pPr>
   </w:style>
-  <w:style w:type="paragraph" w:styleId="BodyText2">
+  <w:style w:type="paragraph" w:styleId="24">
     <w:name w:val="Body Text 2"/>
-    <w:basedOn w:val="Normal"/>
-    <w:link w:val="BodyText2Char"/>
+    <w:basedOn w:val="a1"/>
+    <w:link w:val="25"/>
     <w:uiPriority w:val="99"/>
     <w:unhideWhenUsed/>
     <w:pPr>
       <w:spacing w:after="120" w:line="480" w:lineRule="auto"/>
     </w:pPr>
   </w:style>
-  <w:style w:type="paragraph" w:styleId="ListContinue2">
+  <w:style w:type="paragraph" w:styleId="26">
     <w:name w:val="List Continue 2"/>
-    <w:basedOn w:val="Normal"/>
+    <w:basedOn w:val="a1"/>
     <w:uiPriority w:val="99"/>
     <w:unhideWhenUsed/>
     <w:pPr>
@@ -1693,9 +1698,9 @@
       <w:contextualSpacing/>
     </w:pPr>
   </w:style>
-  <w:style w:type="paragraph" w:styleId="ListContinue3">
+  <w:style w:type="paragraph" w:styleId="36">
     <w:name w:val="List Continue 3"/>
-    <w:basedOn w:val="Normal"/>
+    <w:basedOn w:val="a1"/>
     <w:uiPriority w:val="99"/>
     <w:unhideWhenUsed/>
     <w:pPr>
@@ -1704,11 +1709,11 @@
       <w:contextualSpacing/>
     </w:pPr>
   </w:style>
-  <w:style w:type="paragraph" w:styleId="Title">
+  <w:style w:type="paragraph" w:styleId="af2">
     <w:name w:val="Title"/>
-    <w:basedOn w:val="Normal"/>
-    <w:next w:val="Normal"/>
-    <w:link w:val="TitleChar"/>
+    <w:basedOn w:val="a1"/>
+    <w:next w:val="a1"/>
+    <w:link w:val="af3"/>
     <w:uiPriority w:val="10"/>
     <w:qFormat/>
     <w:pPr>
@@ -1727,9 +1732,9 @@
       <w:szCs w:val="52"/>
     </w:rPr>
   </w:style>
-  <w:style w:type="table" w:styleId="TableGrid">
+  <w:style w:type="table" w:styleId="af4">
     <w:name w:val="Table Grid"/>
-    <w:basedOn w:val="TableNormal"/>
+    <w:basedOn w:val="a3"/>
     <w:uiPriority w:val="59"/>
     <w:tblPr>
       <w:tblBorders>
@@ -1742,9 +1747,9 @@
       </w:tblBorders>
     </w:tblPr>
   </w:style>
-  <w:style w:type="table" w:styleId="LightShading">
+  <w:style w:type="table" w:styleId="af5">
     <w:name w:val="Light Shading"/>
-    <w:basedOn w:val="TableNormal"/>
+    <w:basedOn w:val="a3"/>
     <w:uiPriority w:val="60"/>
     <w:rPr>
       <w:color w:val="000000" w:themeColor="text1" w:themeShade="BF"/>
@@ -1832,9 +1837,9 @@
       </w:tcPr>
     </w:tblStylePr>
   </w:style>
-  <w:style w:type="table" w:styleId="LightShading-Accent1">
+  <w:style w:type="table" w:styleId="-1">
     <w:name w:val="Light Shading Accent 1"/>
-    <w:basedOn w:val="TableNormal"/>
+    <w:basedOn w:val="a3"/>
     <w:uiPriority w:val="60"/>
     <w:rPr>
       <w:color w:val="365F91" w:themeColor="accent1" w:themeShade="BF"/>
@@ -1922,9 +1927,9 @@
       </w:tcPr>
     </w:tblStylePr>
   </w:style>
-  <w:style w:type="table" w:styleId="LightShading-Accent2">
+  <w:style w:type="table" w:styleId="-2">
     <w:name w:val="Light Shading Accent 2"/>
-    <w:basedOn w:val="TableNormal"/>
+    <w:basedOn w:val="a3"/>
     <w:uiPriority w:val="60"/>
     <w:rPr>
       <w:color w:val="943634" w:themeColor="accent2" w:themeShade="BF"/>
@@ -2012,9 +2017,9 @@
       </w:tcPr>
     </w:tblStylePr>
   </w:style>
-  <w:style w:type="table" w:styleId="LightShading-Accent3">
+  <w:style w:type="table" w:styleId="-3">
     <w:name w:val="Light Shading Accent 3"/>
-    <w:basedOn w:val="TableNormal"/>
+    <w:basedOn w:val="a3"/>
     <w:uiPriority w:val="60"/>
     <w:rPr>
       <w:color w:val="76923C" w:themeColor="accent3" w:themeShade="BF"/>
@@ -2102,9 +2107,9 @@
       </w:tcPr>
     </w:tblStylePr>
   </w:style>
-  <w:style w:type="table" w:styleId="LightShading-Accent4">
+  <w:style w:type="table" w:styleId="-4">
     <w:name w:val="Light Shading Accent 4"/>
-    <w:basedOn w:val="TableNormal"/>
+    <w:basedOn w:val="a3"/>
     <w:uiPriority w:val="60"/>
     <w:rPr>
       <w:color w:val="5F497A" w:themeColor="accent4" w:themeShade="BF"/>
@@ -2192,9 +2197,9 @@
       </w:tcPr>
     </w:tblStylePr>
   </w:style>
-  <w:style w:type="table" w:styleId="LightShading-Accent5">
+  <w:style w:type="table" w:styleId="-5">
     <w:name w:val="Light Shading Accent 5"/>
-    <w:basedOn w:val="TableNormal"/>
+    <w:basedOn w:val="a3"/>
     <w:uiPriority w:val="60"/>
     <w:rPr>
       <w:color w:val="31849B" w:themeColor="accent5" w:themeShade="BF"/>
@@ -2282,9 +2287,9 @@
       </w:tcPr>
     </w:tblStylePr>
   </w:style>
-  <w:style w:type="table" w:styleId="LightShading-Accent6">
+  <w:style w:type="table" w:styleId="-6">
     <w:name w:val="Light Shading Accent 6"/>
-    <w:basedOn w:val="TableNormal"/>
+    <w:basedOn w:val="a3"/>
     <w:uiPriority w:val="60"/>
     <w:rPr>
       <w:color w:val="E36C0A" w:themeColor="accent6" w:themeShade="BF"/>
@@ -2372,9 +2377,9 @@
       </w:tcPr>
     </w:tblStylePr>
   </w:style>
-  <w:style w:type="table" w:styleId="LightList">
+  <w:style w:type="table" w:styleId="af6">
     <w:name w:val="Light List"/>
-    <w:basedOn w:val="TableNormal"/>
+    <w:basedOn w:val="a3"/>
     <w:uiPriority w:val="61"/>
     <w:tblPr>
       <w:tblBorders>
@@ -2451,9 +2456,9 @@
       </w:tcPr>
     </w:tblStylePr>
   </w:style>
-  <w:style w:type="table" w:styleId="LightList-Accent1">
+  <w:style w:type="table" w:styleId="-10">
     <w:name w:val="Light List Accent 1"/>
-    <w:basedOn w:val="TableNormal"/>
+    <w:basedOn w:val="a3"/>
     <w:uiPriority w:val="61"/>
     <w:tblPr>
       <w:tblBorders>
@@ -2530,9 +2535,9 @@
       </w:tcPr>
     </w:tblStylePr>
   </w:style>
-  <w:style w:type="table" w:styleId="LightList-Accent2">
+  <w:style w:type="table" w:styleId="-20">
     <w:name w:val="Light List Accent 2"/>
-    <w:basedOn w:val="TableNormal"/>
+    <w:basedOn w:val="a3"/>
     <w:uiPriority w:val="61"/>
     <w:tblPr>
       <w:tblBorders>
@@ -2609,9 +2614,9 @@
       </w:tcPr>
     </w:tblStylePr>
   </w:style>
-  <w:style w:type="table" w:styleId="LightList-Accent3">
+  <w:style w:type="table" w:styleId="-30">
     <w:name w:val="Light List Accent 3"/>
-    <w:basedOn w:val="TableNormal"/>
+    <w:basedOn w:val="a3"/>
     <w:uiPriority w:val="61"/>
     <w:tblPr>
       <w:tblBorders>
@@ -2688,9 +2693,9 @@
       </w:tcPr>
     </w:tblStylePr>
   </w:style>
-  <w:style w:type="table" w:styleId="LightList-Accent4">
+  <w:style w:type="table" w:styleId="-40">
     <w:name w:val="Light List Accent 4"/>
-    <w:basedOn w:val="TableNormal"/>
+    <w:basedOn w:val="a3"/>
     <w:uiPriority w:val="61"/>
     <w:tblPr>
       <w:tblBorders>
@@ -2767,9 +2772,9 @@
       </w:tcPr>
     </w:tblStylePr>
   </w:style>
-  <w:style w:type="table" w:styleId="LightList-Accent5">
+  <w:style w:type="table" w:styleId="-50">
     <w:name w:val="Light List Accent 5"/>
-    <w:basedOn w:val="TableNormal"/>
+    <w:basedOn w:val="a3"/>
     <w:uiPriority w:val="61"/>
     <w:tblPr>
       <w:tblBorders>
@@ -2846,9 +2851,9 @@
       </w:tcPr>
     </w:tblStylePr>
   </w:style>
-  <w:style w:type="table" w:styleId="LightList-Accent6">
+  <w:style w:type="table" w:styleId="-60">
     <w:name w:val="Light List Accent 6"/>
-    <w:basedOn w:val="TableNormal"/>
+    <w:basedOn w:val="a3"/>
     <w:uiPriority w:val="61"/>
     <w:tblPr>
       <w:tblBorders>
@@ -2925,9 +2930,9 @@
       </w:tcPr>
     </w:tblStylePr>
   </w:style>
-  <w:style w:type="table" w:styleId="LightGrid">
+  <w:style w:type="table" w:styleId="af7">
     <w:name w:val="Light Grid"/>
-    <w:basedOn w:val="TableNormal"/>
+    <w:basedOn w:val="a3"/>
     <w:uiPriority w:val="62"/>
     <w:tblPr>
       <w:tblBorders>
@@ -3042,9 +3047,9 @@
       </w:tcPr>
     </w:tblStylePr>
   </w:style>
-  <w:style w:type="table" w:styleId="LightGrid-Accent1">
+  <w:style w:type="table" w:styleId="-11">
     <w:name w:val="Light Grid Accent 1"/>
-    <w:basedOn w:val="TableNormal"/>
+    <w:basedOn w:val="a3"/>
     <w:uiPriority w:val="62"/>
     <w:tblPr>
       <w:tblBorders>
@@ -3159,9 +3164,9 @@
       </w:tcPr>
     </w:tblStylePr>
   </w:style>
-  <w:style w:type="table" w:styleId="LightGrid-Accent2">
+  <w:style w:type="table" w:styleId="-21">
     <w:name w:val="Light Grid Accent 2"/>
-    <w:basedOn w:val="TableNormal"/>
+    <w:basedOn w:val="a3"/>
     <w:uiPriority w:val="62"/>
     <w:tblPr>
       <w:tblBorders>
@@ -3276,9 +3281,9 @@
       </w:tcPr>
     </w:tblStylePr>
   </w:style>
-  <w:style w:type="table" w:styleId="LightGrid-Accent3">
+  <w:style w:type="table" w:styleId="-31">
     <w:name w:val="Light Grid Accent 3"/>
-    <w:basedOn w:val="TableNormal"/>
+    <w:basedOn w:val="a3"/>
     <w:uiPriority w:val="62"/>
     <w:tblPr>
       <w:tblBorders>
@@ -3393,9 +3398,9 @@
       </w:tcPr>
     </w:tblStylePr>
   </w:style>
-  <w:style w:type="table" w:styleId="LightGrid-Accent4">
+  <w:style w:type="table" w:styleId="-41">
     <w:name w:val="Light Grid Accent 4"/>
-    <w:basedOn w:val="TableNormal"/>
+    <w:basedOn w:val="a3"/>
     <w:uiPriority w:val="62"/>
     <w:tblPr>
       <w:tblBorders>
@@ -3510,9 +3515,9 @@
       </w:tcPr>
     </w:tblStylePr>
   </w:style>
-  <w:style w:type="table" w:styleId="LightGrid-Accent5">
+  <w:style w:type="table" w:styleId="-51">
     <w:name w:val="Light Grid Accent 5"/>
-    <w:basedOn w:val="TableNormal"/>
+    <w:basedOn w:val="a3"/>
     <w:uiPriority w:val="62"/>
     <w:tblPr>
       <w:tblBorders>
@@ -3627,9 +3632,9 @@
       </w:tcPr>
     </w:tblStylePr>
   </w:style>
-  <w:style w:type="table" w:styleId="LightGrid-Accent6">
+  <w:style w:type="table" w:styleId="-61">
     <w:name w:val="Light Grid Accent 6"/>
-    <w:basedOn w:val="TableNormal"/>
+    <w:basedOn w:val="a3"/>
     <w:uiPriority w:val="62"/>
     <w:tblPr>
       <w:tblBorders>
@@ -3744,9 +3749,9 @@
       </w:tcPr>
     </w:tblStylePr>
   </w:style>
-  <w:style w:type="table" w:styleId="MediumShading1">
+  <w:style w:type="table" w:styleId="11">
     <w:name w:val="Medium Shading 1"/>
-    <w:basedOn w:val="TableNormal"/>
+    <w:basedOn w:val="a3"/>
     <w:uiPriority w:val="63"/>
     <w:tblPr>
       <w:tblBorders>
@@ -3837,9 +3842,9 @@
       </w:tcPr>
     </w:tblStylePr>
   </w:style>
-  <w:style w:type="table" w:styleId="MediumShading1-Accent1">
+  <w:style w:type="table" w:styleId="1-1">
     <w:name w:val="Medium Shading 1 Accent 1"/>
-    <w:basedOn w:val="TableNormal"/>
+    <w:basedOn w:val="a3"/>
     <w:uiPriority w:val="63"/>
     <w:tblPr>
       <w:tblBorders>
@@ -3930,9 +3935,9 @@
       </w:tcPr>
     </w:tblStylePr>
   </w:style>
-  <w:style w:type="table" w:styleId="MediumShading1-Accent2">
+  <w:style w:type="table" w:styleId="1-2">
     <w:name w:val="Medium Shading 1 Accent 2"/>
-    <w:basedOn w:val="TableNormal"/>
+    <w:basedOn w:val="a3"/>
     <w:uiPriority w:val="63"/>
     <w:tblPr>
       <w:tblBorders>
@@ -4023,9 +4028,9 @@
       </w:tcPr>
     </w:tblStylePr>
   </w:style>
-  <w:style w:type="table" w:styleId="MediumShading1-Accent3">
+  <w:style w:type="table" w:styleId="1-3">
     <w:name w:val="Medium Shading 1 Accent 3"/>
-    <w:basedOn w:val="TableNormal"/>
+    <w:basedOn w:val="a3"/>
     <w:uiPriority w:val="63"/>
     <w:tblPr>
       <w:tblBorders>
@@ -4116,9 +4121,9 @@
       </w:tcPr>
     </w:tblStylePr>
   </w:style>
-  <w:style w:type="table" w:styleId="MediumShading1-Accent4">
+  <w:style w:type="table" w:styleId="1-4">
     <w:name w:val="Medium Shading 1 Accent 4"/>
-    <w:basedOn w:val="TableNormal"/>
+    <w:basedOn w:val="a3"/>
     <w:uiPriority w:val="63"/>
     <w:tblPr>
       <w:tblBorders>
@@ -4209,9 +4214,9 @@
       </w:tcPr>
     </w:tblStylePr>
   </w:style>
-  <w:style w:type="table" w:styleId="MediumShading1-Accent5">
+  <w:style w:type="table" w:styleId="1-5">
     <w:name w:val="Medium Shading 1 Accent 5"/>
-    <w:basedOn w:val="TableNormal"/>
+    <w:basedOn w:val="a3"/>
     <w:uiPriority w:val="63"/>
     <w:tblPr>
       <w:tblBorders>
@@ -4302,9 +4307,9 @@
       </w:tcPr>
     </w:tblStylePr>
   </w:style>
-  <w:style w:type="table" w:styleId="MediumShading1-Accent6">
+  <w:style w:type="table" w:styleId="1-6">
     <w:name w:val="Medium Shading 1 Accent 6"/>
-    <w:basedOn w:val="TableNormal"/>
+    <w:basedOn w:val="a3"/>
     <w:uiPriority w:val="63"/>
     <w:tblPr>
       <w:tblBorders>
@@ -4395,9 +4400,9 @@
       </w:tcPr>
     </w:tblStylePr>
   </w:style>
-  <w:style w:type="table" w:styleId="MediumShading2">
+  <w:style w:type="table" w:styleId="27">
     <w:name w:val="Medium Shading 2"/>
-    <w:basedOn w:val="TableNormal"/>
+    <w:basedOn w:val="a3"/>
     <w:uiPriority w:val="64"/>
     <w:tblPr>
       <w:tblBorders>
@@ -4531,9 +4536,9 @@
       </w:tcPr>
     </w:tblStylePr>
   </w:style>
-  <w:style w:type="table" w:styleId="MediumShading2-Accent1">
+  <w:style w:type="table" w:styleId="2-1">
     <w:name w:val="Medium Shading 2 Accent 1"/>
-    <w:basedOn w:val="TableNormal"/>
+    <w:basedOn w:val="a3"/>
     <w:uiPriority w:val="64"/>
     <w:tblPr>
       <w:tblBorders>
@@ -4667,9 +4672,9 @@
       </w:tcPr>
     </w:tblStylePr>
   </w:style>
-  <w:style w:type="table" w:styleId="MediumShading2-Accent2">
+  <w:style w:type="table" w:styleId="2-2">
     <w:name w:val="Medium Shading 2 Accent 2"/>
-    <w:basedOn w:val="TableNormal"/>
+    <w:basedOn w:val="a3"/>
     <w:uiPriority w:val="64"/>
     <w:tblPr>
       <w:tblBorders>
@@ -4803,9 +4808,9 @@
       </w:tcPr>
     </w:tblStylePr>
   </w:style>
-  <w:style w:type="table" w:styleId="MediumShading2-Accent3">
+  <w:style w:type="table" w:styleId="2-3">
     <w:name w:val="Medium Shading 2 Accent 3"/>
-    <w:basedOn w:val="TableNormal"/>
+    <w:basedOn w:val="a3"/>
     <w:uiPriority w:val="64"/>
     <w:tblPr>
       <w:tblBorders>
@@ -4939,9 +4944,9 @@
       </w:tcPr>
     </w:tblStylePr>
   </w:style>
-  <w:style w:type="table" w:styleId="MediumShading2-Accent4">
+  <w:style w:type="table" w:styleId="2-4">
     <w:name w:val="Medium Shading 2 Accent 4"/>
-    <w:basedOn w:val="TableNormal"/>
+    <w:basedOn w:val="a3"/>
     <w:uiPriority w:val="64"/>
     <w:tblPr>
       <w:tblBorders>
@@ -5075,9 +5080,9 @@
       </w:tcPr>
     </w:tblStylePr>
   </w:style>
-  <w:style w:type="table" w:styleId="MediumShading2-Accent5">
+  <w:style w:type="table" w:styleId="2-5">
     <w:name w:val="Medium Shading 2 Accent 5"/>
-    <w:basedOn w:val="TableNormal"/>
+    <w:basedOn w:val="a3"/>
     <w:uiPriority w:val="64"/>
     <w:tblPr>
       <w:tblBorders>
@@ -5211,9 +5216,9 @@
       </w:tcPr>
     </w:tblStylePr>
   </w:style>
-  <w:style w:type="table" w:styleId="MediumShading2-Accent6">
+  <w:style w:type="table" w:styleId="2-6">
     <w:name w:val="Medium Shading 2 Accent 6"/>
-    <w:basedOn w:val="TableNormal"/>
+    <w:basedOn w:val="a3"/>
     <w:uiPriority w:val="64"/>
     <w:tblPr>
       <w:tblBorders>
@@ -5347,9 +5352,9 @@
       </w:tcPr>
     </w:tblStylePr>
   </w:style>
-  <w:style w:type="table" w:styleId="MediumList1">
+  <w:style w:type="table" w:styleId="12">
     <w:name w:val="Medium List 1"/>
-    <w:basedOn w:val="TableNormal"/>
+    <w:basedOn w:val="a3"/>
     <w:uiPriority w:val="65"/>
     <w:rPr>
       <w:color w:val="000000" w:themeColor="text1"/>
@@ -5418,9 +5423,9 @@
       </w:tcPr>
     </w:tblStylePr>
   </w:style>
-  <w:style w:type="table" w:styleId="MediumList1-Accent1">
+  <w:style w:type="table" w:styleId="1-10">
     <w:name w:val="Medium List 1 Accent 1"/>
-    <w:basedOn w:val="TableNormal"/>
+    <w:basedOn w:val="a3"/>
     <w:uiPriority w:val="65"/>
     <w:rPr>
       <w:color w:val="000000" w:themeColor="text1"/>
@@ -5489,9 +5494,9 @@
       </w:tcPr>
     </w:tblStylePr>
   </w:style>
-  <w:style w:type="table" w:styleId="MediumList1-Accent2">
+  <w:style w:type="table" w:styleId="1-20">
     <w:name w:val="Medium List 1 Accent 2"/>
-    <w:basedOn w:val="TableNormal"/>
+    <w:basedOn w:val="a3"/>
     <w:uiPriority w:val="65"/>
     <w:rPr>
       <w:color w:val="000000" w:themeColor="text1"/>
@@ -5560,9 +5565,9 @@
       </w:tcPr>
     </w:tblStylePr>
   </w:style>
-  <w:style w:type="table" w:styleId="MediumList1-Accent3">
+  <w:style w:type="table" w:styleId="1-30">
     <w:name w:val="Medium List 1 Accent 3"/>
-    <w:basedOn w:val="TableNormal"/>
+    <w:basedOn w:val="a3"/>
     <w:uiPriority w:val="65"/>
     <w:rPr>
       <w:color w:val="000000" w:themeColor="text1"/>
@@ -5631,9 +5636,9 @@
       </w:tcPr>
     </w:tblStylePr>
   </w:style>
-  <w:style w:type="table" w:styleId="MediumList1-Accent4">
+  <w:style w:type="table" w:styleId="1-40">
     <w:name w:val="Medium List 1 Accent 4"/>
-    <w:basedOn w:val="TableNormal"/>
+    <w:basedOn w:val="a3"/>
     <w:uiPriority w:val="65"/>
     <w:rPr>
       <w:color w:val="000000" w:themeColor="text1"/>
@@ -5702,9 +5707,9 @@
       </w:tcPr>
     </w:tblStylePr>
   </w:style>
-  <w:style w:type="table" w:styleId="MediumList1-Accent5">
+  <w:style w:type="table" w:styleId="1-50">
     <w:name w:val="Medium List 1 Accent 5"/>
-    <w:basedOn w:val="TableNormal"/>
+    <w:basedOn w:val="a3"/>
     <w:uiPriority w:val="65"/>
     <w:rPr>
       <w:color w:val="000000" w:themeColor="text1"/>
@@ -5773,9 +5778,9 @@
       </w:tcPr>
     </w:tblStylePr>
   </w:style>
-  <w:style w:type="table" w:styleId="MediumList1-Accent6">
+  <w:style w:type="table" w:styleId="1-60">
     <w:name w:val="Medium List 1 Accent 6"/>
-    <w:basedOn w:val="TableNormal"/>
+    <w:basedOn w:val="a3"/>
     <w:uiPriority w:val="65"/>
     <w:rPr>
       <w:color w:val="000000" w:themeColor="text1"/>
@@ -5844,9 +5849,9 @@
       </w:tcPr>
     </w:tblStylePr>
   </w:style>
-  <w:style w:type="table" w:styleId="MediumList2">
+  <w:style w:type="table" w:styleId="28">
     <w:name w:val="Medium List 2"/>
-    <w:basedOn w:val="TableNormal"/>
+    <w:basedOn w:val="a3"/>
     <w:uiPriority w:val="66"/>
     <w:rPr>
       <w:rFonts w:asciiTheme="majorHAnsi" w:eastAsiaTheme="majorEastAsia" w:hAnsiTheme="majorHAnsi" w:cstheme="majorBidi"/>
@@ -5959,9 +5964,9 @@
       </w:tcPr>
     </w:tblStylePr>
   </w:style>
-  <w:style w:type="table" w:styleId="MediumList2-Accent1">
+  <w:style w:type="table" w:styleId="2-10">
     <w:name w:val="Medium List 2 Accent 1"/>
-    <w:basedOn w:val="TableNormal"/>
+    <w:basedOn w:val="a3"/>
     <w:uiPriority w:val="66"/>
     <w:rPr>
       <w:rFonts w:asciiTheme="majorHAnsi" w:eastAsiaTheme="majorEastAsia" w:hAnsiTheme="majorHAnsi" w:cstheme="majorBidi"/>
@@ -6074,9 +6079,9 @@
       </w:tcPr>
     </w:tblStylePr>
   </w:style>
-  <w:style w:type="table" w:styleId="MediumList2-Accent2">
+  <w:style w:type="table" w:styleId="2-20">
     <w:name w:val="Medium List 2 Accent 2"/>
-    <w:basedOn w:val="TableNormal"/>
+    <w:basedOn w:val="a3"/>
     <w:uiPriority w:val="66"/>
     <w:rPr>
       <w:rFonts w:asciiTheme="majorHAnsi" w:eastAsiaTheme="majorEastAsia" w:hAnsiTheme="majorHAnsi" w:cstheme="majorBidi"/>
@@ -6189,9 +6194,9 @@
       </w:tcPr>
     </w:tblStylePr>
   </w:style>
-  <w:style w:type="table" w:styleId="MediumList2-Accent3">
+  <w:style w:type="table" w:styleId="2-30">
     <w:name w:val="Medium List 2 Accent 3"/>
-    <w:basedOn w:val="TableNormal"/>
+    <w:basedOn w:val="a3"/>
     <w:uiPriority w:val="66"/>
     <w:rPr>
       <w:rFonts w:asciiTheme="majorHAnsi" w:eastAsiaTheme="majorEastAsia" w:hAnsiTheme="majorHAnsi" w:cstheme="majorBidi"/>
@@ -6304,9 +6309,9 @@
       </w:tcPr>
     </w:tblStylePr>
   </w:style>
-  <w:style w:type="table" w:styleId="MediumList2-Accent4">
+  <w:style w:type="table" w:styleId="2-40">
     <w:name w:val="Medium List 2 Accent 4"/>
-    <w:basedOn w:val="TableNormal"/>
+    <w:basedOn w:val="a3"/>
     <w:uiPriority w:val="66"/>
     <w:rPr>
       <w:rFonts w:asciiTheme="majorHAnsi" w:eastAsiaTheme="majorEastAsia" w:hAnsiTheme="majorHAnsi" w:cstheme="majorBidi"/>
@@ -6419,9 +6424,9 @@
       </w:tcPr>
     </w:tblStylePr>
   </w:style>
-  <w:style w:type="table" w:styleId="MediumList2-Accent5">
+  <w:style w:type="table" w:styleId="2-50">
     <w:name w:val="Medium List 2 Accent 5"/>
-    <w:basedOn w:val="TableNormal"/>
+    <w:basedOn w:val="a3"/>
     <w:uiPriority w:val="66"/>
     <w:rPr>
       <w:rFonts w:asciiTheme="majorHAnsi" w:eastAsiaTheme="majorEastAsia" w:hAnsiTheme="majorHAnsi" w:cstheme="majorBidi"/>
@@ -6534,9 +6539,9 @@
       </w:tcPr>
     </w:tblStylePr>
   </w:style>
-  <w:style w:type="table" w:styleId="MediumList2-Accent6">
+  <w:style w:type="table" w:styleId="2-60">
     <w:name w:val="Medium List 2 Accent 6"/>
-    <w:basedOn w:val="TableNormal"/>
+    <w:basedOn w:val="a3"/>
     <w:uiPriority w:val="66"/>
     <w:rPr>
       <w:rFonts w:asciiTheme="majorHAnsi" w:eastAsiaTheme="majorEastAsia" w:hAnsiTheme="majorHAnsi" w:cstheme="majorBidi"/>
@@ -6649,9 +6654,9 @@
       </w:tcPr>
     </w:tblStylePr>
   </w:style>
-  <w:style w:type="table" w:styleId="MediumGrid1">
+  <w:style w:type="table" w:styleId="13">
     <w:name w:val="Medium Grid 1"/>
-    <w:basedOn w:val="TableNormal"/>
+    <w:basedOn w:val="a3"/>
     <w:uiPriority w:val="67"/>
     <w:tblPr>
       <w:tblBorders>
@@ -6709,9 +6714,9 @@
       </w:tcPr>
     </w:tblStylePr>
   </w:style>
-  <w:style w:type="table" w:styleId="MediumGrid1-Accent1">
+  <w:style w:type="table" w:styleId="1-11">
     <w:name w:val="Medium Grid 1 Accent 1"/>
-    <w:basedOn w:val="TableNormal"/>
+    <w:basedOn w:val="a3"/>
     <w:uiPriority w:val="67"/>
     <w:tblPr>
       <w:tblBorders>
@@ -6769,9 +6774,9 @@
       </w:tcPr>
     </w:tblStylePr>
   </w:style>
-  <w:style w:type="table" w:styleId="MediumGrid1-Accent2">
+  <w:style w:type="table" w:styleId="1-21">
     <w:name w:val="Medium Grid 1 Accent 2"/>
-    <w:basedOn w:val="TableNormal"/>
+    <w:basedOn w:val="a3"/>
     <w:uiPriority w:val="67"/>
     <w:tblPr>
       <w:tblBorders>
@@ -6829,9 +6834,9 @@
       </w:tcPr>
     </w:tblStylePr>
   </w:style>
-  <w:style w:type="table" w:styleId="MediumGrid1-Accent3">
+  <w:style w:type="table" w:styleId="1-31">
     <w:name w:val="Medium Grid 1 Accent 3"/>
-    <w:basedOn w:val="TableNormal"/>
+    <w:basedOn w:val="a3"/>
     <w:uiPriority w:val="67"/>
     <w:tblPr>
       <w:tblBorders>
@@ -6889,9 +6894,9 @@
       </w:tcPr>
     </w:tblStylePr>
   </w:style>
-  <w:style w:type="table" w:styleId="MediumGrid1-Accent4">
+  <w:style w:type="table" w:styleId="1-41">
     <w:name w:val="Medium Grid 1 Accent 4"/>
-    <w:basedOn w:val="TableNormal"/>
+    <w:basedOn w:val="a3"/>
     <w:uiPriority w:val="67"/>
     <w:tblPr>
       <w:tblBorders>
@@ -6949,9 +6954,9 @@
       </w:tcPr>
     </w:tblStylePr>
   </w:style>
-  <w:style w:type="table" w:styleId="MediumGrid1-Accent5">
+  <w:style w:type="table" w:styleId="1-51">
     <w:name w:val="Medium Grid 1 Accent 5"/>
-    <w:basedOn w:val="TableNormal"/>
+    <w:basedOn w:val="a3"/>
     <w:uiPriority w:val="67"/>
     <w:tblPr>
       <w:tblBorders>
@@ -7009,9 +7014,9 @@
       </w:tcPr>
     </w:tblStylePr>
   </w:style>
-  <w:style w:type="table" w:styleId="MediumGrid1-Accent6">
+  <w:style w:type="table" w:styleId="1-61">
     <w:name w:val="Medium Grid 1 Accent 6"/>
-    <w:basedOn w:val="TableNormal"/>
+    <w:basedOn w:val="a3"/>
     <w:uiPriority w:val="67"/>
     <w:tblPr>
       <w:tblBorders>
@@ -7069,9 +7074,9 @@
       </w:tcPr>
     </w:tblStylePr>
   </w:style>
-  <w:style w:type="table" w:styleId="MediumGrid2">
+  <w:style w:type="table" w:styleId="29">
     <w:name w:val="Medium Grid 2"/>
-    <w:basedOn w:val="TableNormal"/>
+    <w:basedOn w:val="a3"/>
     <w:uiPriority w:val="68"/>
     <w:rPr>
       <w:rFonts w:asciiTheme="majorHAnsi" w:eastAsiaTheme="majorEastAsia" w:hAnsiTheme="majorHAnsi" w:cstheme="majorBidi"/>
@@ -7181,9 +7186,9 @@
       </w:tcPr>
     </w:tblStylePr>
   </w:style>
-  <w:style w:type="table" w:styleId="MediumGrid2-Accent1">
+  <w:style w:type="table" w:styleId="2-11">
     <w:name w:val="Medium Grid 2 Accent 1"/>
-    <w:basedOn w:val="TableNormal"/>
+    <w:basedOn w:val="a3"/>
     <w:uiPriority w:val="68"/>
     <w:rPr>
       <w:rFonts w:asciiTheme="majorHAnsi" w:eastAsiaTheme="majorEastAsia" w:hAnsiTheme="majorHAnsi" w:cstheme="majorBidi"/>
@@ -7293,9 +7298,9 @@
       </w:tcPr>
     </w:tblStylePr>
   </w:style>
-  <w:style w:type="table" w:styleId="MediumGrid2-Accent2">
+  <w:style w:type="table" w:styleId="2-21">
     <w:name w:val="Medium Grid 2 Accent 2"/>
-    <w:basedOn w:val="TableNormal"/>
+    <w:basedOn w:val="a3"/>
     <w:uiPriority w:val="68"/>
     <w:rPr>
       <w:rFonts w:asciiTheme="majorHAnsi" w:eastAsiaTheme="majorEastAsia" w:hAnsiTheme="majorHAnsi" w:cstheme="majorBidi"/>
@@ -7405,9 +7410,9 @@
       </w:tcPr>
     </w:tblStylePr>
   </w:style>
-  <w:style w:type="table" w:styleId="MediumGrid2-Accent3">
+  <w:style w:type="table" w:styleId="2-31">
     <w:name w:val="Medium Grid 2 Accent 3"/>
-    <w:basedOn w:val="TableNormal"/>
+    <w:basedOn w:val="a3"/>
     <w:uiPriority w:val="68"/>
     <w:rPr>
       <w:rFonts w:asciiTheme="majorHAnsi" w:eastAsiaTheme="majorEastAsia" w:hAnsiTheme="majorHAnsi" w:cstheme="majorBidi"/>
@@ -7517,9 +7522,9 @@
       </w:tcPr>
     </w:tblStylePr>
   </w:style>
-  <w:style w:type="table" w:styleId="MediumGrid2-Accent4">
+  <w:style w:type="table" w:styleId="2-41">
     <w:name w:val="Medium Grid 2 Accent 4"/>
-    <w:basedOn w:val="TableNormal"/>
+    <w:basedOn w:val="a3"/>
     <w:uiPriority w:val="68"/>
     <w:rPr>
       <w:rFonts w:asciiTheme="majorHAnsi" w:eastAsiaTheme="majorEastAsia" w:hAnsiTheme="majorHAnsi" w:cstheme="majorBidi"/>
@@ -7629,9 +7634,9 @@
       </w:tcPr>
     </w:tblStylePr>
   </w:style>
-  <w:style w:type="table" w:styleId="MediumGrid2-Accent5">
+  <w:style w:type="table" w:styleId="2-51">
     <w:name w:val="Medium Grid 2 Accent 5"/>
-    <w:basedOn w:val="TableNormal"/>
+    <w:basedOn w:val="a3"/>
     <w:uiPriority w:val="68"/>
     <w:rPr>
       <w:rFonts w:asciiTheme="majorHAnsi" w:eastAsiaTheme="majorEastAsia" w:hAnsiTheme="majorHAnsi" w:cstheme="majorBidi"/>
@@ -7741,9 +7746,9 @@
       </w:tcPr>
     </w:tblStylePr>
   </w:style>
-  <w:style w:type="table" w:styleId="MediumGrid2-Accent6">
+  <w:style w:type="table" w:styleId="2-61">
     <w:name w:val="Medium Grid 2 Accent 6"/>
-    <w:basedOn w:val="TableNormal"/>
+    <w:basedOn w:val="a3"/>
     <w:uiPriority w:val="68"/>
     <w:rPr>
       <w:rFonts w:asciiTheme="majorHAnsi" w:eastAsiaTheme="majorEastAsia" w:hAnsiTheme="majorHAnsi" w:cstheme="majorBidi"/>
@@ -7853,9 +7858,9 @@
       </w:tcPr>
     </w:tblStylePr>
   </w:style>
-  <w:style w:type="table" w:styleId="MediumGrid3">
+  <w:style w:type="table" w:styleId="37">
     <w:name w:val="Medium Grid 3"/>
-    <w:basedOn w:val="TableNormal"/>
+    <w:basedOn w:val="a3"/>
     <w:uiPriority w:val="69"/>
     <w:tblPr>
       <w:tblBorders>
@@ -7981,9 +7986,9 @@
       </w:tcPr>
     </w:tblStylePr>
   </w:style>
-  <w:style w:type="table" w:styleId="MediumGrid3-Accent1">
+  <w:style w:type="table" w:styleId="3-1">
     <w:name w:val="Medium Grid 3 Accent 1"/>
-    <w:basedOn w:val="TableNormal"/>
+    <w:basedOn w:val="a3"/>
     <w:uiPriority w:val="69"/>
     <w:tblPr>
       <w:tblBorders>
@@ -8109,9 +8114,9 @@
       </w:tcPr>
     </w:tblStylePr>
   </w:style>
-  <w:style w:type="table" w:styleId="MediumGrid3-Accent2">
+  <w:style w:type="table" w:styleId="3-2">
     <w:name w:val="Medium Grid 3 Accent 2"/>
-    <w:basedOn w:val="TableNormal"/>
+    <w:basedOn w:val="a3"/>
     <w:uiPriority w:val="69"/>
     <w:tblPr>
       <w:tblBorders>
@@ -8237,9 +8242,9 @@
       </w:tcPr>
     </w:tblStylePr>
   </w:style>
-  <w:style w:type="table" w:styleId="MediumGrid3-Accent3">
+  <w:style w:type="table" w:styleId="3-3">
     <w:name w:val="Medium Grid 3 Accent 3"/>
-    <w:basedOn w:val="TableNormal"/>
+    <w:basedOn w:val="a3"/>
     <w:uiPriority w:val="69"/>
     <w:tblPr>
       <w:tblBorders>
@@ -8365,9 +8370,9 @@
       </w:tcPr>
     </w:tblStylePr>
   </w:style>
-  <w:style w:type="table" w:styleId="MediumGrid3-Accent4">
+  <w:style w:type="table" w:styleId="3-4">
     <w:name w:val="Medium Grid 3 Accent 4"/>
-    <w:basedOn w:val="TableNormal"/>
+    <w:basedOn w:val="a3"/>
     <w:uiPriority w:val="69"/>
     <w:tblPr>
       <w:tblBorders>
@@ -8493,9 +8498,9 @@
       </w:tcPr>
     </w:tblStylePr>
   </w:style>
-  <w:style w:type="table" w:styleId="MediumGrid3-Accent5">
+  <w:style w:type="table" w:styleId="3-5">
     <w:name w:val="Medium Grid 3 Accent 5"/>
-    <w:basedOn w:val="TableNormal"/>
+    <w:basedOn w:val="a3"/>
     <w:uiPriority w:val="69"/>
     <w:tblPr>
       <w:tblBorders>
@@ -8621,9 +8626,9 @@
       </w:tcPr>
     </w:tblStylePr>
   </w:style>
-  <w:style w:type="table" w:styleId="MediumGrid3-Accent6">
+  <w:style w:type="table" w:styleId="3-6">
     <w:name w:val="Medium Grid 3 Accent 6"/>
-    <w:basedOn w:val="TableNormal"/>
+    <w:basedOn w:val="a3"/>
     <w:uiPriority w:val="69"/>
     <w:tblPr>
       <w:tblBorders>
@@ -8749,9 +8754,9 @@
       </w:tcPr>
     </w:tblStylePr>
   </w:style>
-  <w:style w:type="table" w:styleId="DarkList">
+  <w:style w:type="table" w:styleId="af8">
     <w:name w:val="Dark List"/>
-    <w:basedOn w:val="TableNormal"/>
+    <w:basedOn w:val="a3"/>
     <w:uiPriority w:val="70"/>
     <w:rPr>
       <w:color w:val="FFFFFF" w:themeColor="background1"/>
@@ -8849,9 +8854,9 @@
       </w:tcPr>
     </w:tblStylePr>
   </w:style>
-  <w:style w:type="table" w:styleId="DarkList-Accent1">
+  <w:style w:type="table" w:styleId="-12">
     <w:name w:val="Dark List Accent 1"/>
-    <w:basedOn w:val="TableNormal"/>
+    <w:basedOn w:val="a3"/>
     <w:uiPriority w:val="70"/>
     <w:rPr>
       <w:color w:val="FFFFFF" w:themeColor="background1"/>
@@ -8949,9 +8954,9 @@
       </w:tcPr>
     </w:tblStylePr>
   </w:style>
-  <w:style w:type="table" w:styleId="DarkList-Accent2">
+  <w:style w:type="table" w:styleId="-22">
     <w:name w:val="Dark List Accent 2"/>
-    <w:basedOn w:val="TableNormal"/>
+    <w:basedOn w:val="a3"/>
     <w:uiPriority w:val="70"/>
     <w:rPr>
       <w:color w:val="FFFFFF" w:themeColor="background1"/>
@@ -9049,9 +9054,9 @@
       </w:tcPr>
     </w:tblStylePr>
   </w:style>
-  <w:style w:type="table" w:styleId="DarkList-Accent3">
+  <w:style w:type="table" w:styleId="-32">
     <w:name w:val="Dark List Accent 3"/>
-    <w:basedOn w:val="TableNormal"/>
+    <w:basedOn w:val="a3"/>
     <w:uiPriority w:val="70"/>
     <w:rPr>
       <w:color w:val="FFFFFF" w:themeColor="background1"/>
@@ -9149,9 +9154,9 @@
       </w:tcPr>
     </w:tblStylePr>
   </w:style>
-  <w:style w:type="table" w:styleId="DarkList-Accent4">
+  <w:style w:type="table" w:styleId="-42">
     <w:name w:val="Dark List Accent 4"/>
-    <w:basedOn w:val="TableNormal"/>
+    <w:basedOn w:val="a3"/>
     <w:uiPriority w:val="70"/>
     <w:rPr>
       <w:color w:val="FFFFFF" w:themeColor="background1"/>
@@ -9249,9 +9254,9 @@
       </w:tcPr>
     </w:tblStylePr>
   </w:style>
-  <w:style w:type="table" w:styleId="DarkList-Accent5">
+  <w:style w:type="table" w:styleId="-52">
     <w:name w:val="Dark List Accent 5"/>
-    <w:basedOn w:val="TableNormal"/>
+    <w:basedOn w:val="a3"/>
     <w:uiPriority w:val="70"/>
     <w:rPr>
       <w:color w:val="FFFFFF" w:themeColor="background1"/>
@@ -9349,9 +9354,9 @@
       </w:tcPr>
     </w:tblStylePr>
   </w:style>
-  <w:style w:type="table" w:styleId="DarkList-Accent6">
+  <w:style w:type="table" w:styleId="-62">
     <w:name w:val="Dark List Accent 6"/>
-    <w:basedOn w:val="TableNormal"/>
+    <w:basedOn w:val="a3"/>
     <w:uiPriority w:val="70"/>
     <w:rPr>
       <w:color w:val="FFFFFF" w:themeColor="background1"/>
@@ -9449,9 +9454,9 @@
       </w:tcPr>
     </w:tblStylePr>
   </w:style>
-  <w:style w:type="table" w:styleId="ColorfulShading">
+  <w:style w:type="table" w:styleId="af9">
     <w:name w:val="Colorful Shading"/>
-    <w:basedOn w:val="TableNormal"/>
+    <w:basedOn w:val="a3"/>
     <w:uiPriority w:val="71"/>
     <w:rPr>
       <w:color w:val="000000" w:themeColor="text1"/>
@@ -9558,9 +9563,9 @@
       </w:rPr>
     </w:tblStylePr>
   </w:style>
-  <w:style w:type="table" w:styleId="ColorfulShading-Accent1">
+  <w:style w:type="table" w:styleId="-13">
     <w:name w:val="Colorful Shading Accent 1"/>
-    <w:basedOn w:val="TableNormal"/>
+    <w:basedOn w:val="a3"/>
     <w:uiPriority w:val="71"/>
     <w:rPr>
       <w:color w:val="000000" w:themeColor="text1"/>
@@ -9667,9 +9672,9 @@
       </w:rPr>
     </w:tblStylePr>
   </w:style>
-  <w:style w:type="table" w:styleId="ColorfulShading-Accent2">
+  <w:style w:type="table" w:styleId="-23">
     <w:name w:val="Colorful Shading Accent 2"/>
-    <w:basedOn w:val="TableNormal"/>
+    <w:basedOn w:val="a3"/>
     <w:uiPriority w:val="71"/>
     <w:rPr>
       <w:color w:val="000000" w:themeColor="text1"/>
@@ -9776,9 +9781,9 @@
       </w:rPr>
     </w:tblStylePr>
   </w:style>
-  <w:style w:type="table" w:styleId="ColorfulShading-Accent3">
+  <w:style w:type="table" w:styleId="-33">
     <w:name w:val="Colorful Shading Accent 3"/>
-    <w:basedOn w:val="TableNormal"/>
+    <w:basedOn w:val="a3"/>
     <w:uiPriority w:val="71"/>
     <w:rPr>
       <w:color w:val="000000" w:themeColor="text1"/>
@@ -9875,9 +9880,9 @@
       </w:tcPr>
     </w:tblStylePr>
   </w:style>
-  <w:style w:type="table" w:styleId="ColorfulShading-Accent4">
+  <w:style w:type="table" w:styleId="-43">
     <w:name w:val="Colorful Shading Accent 4"/>
-    <w:basedOn w:val="TableNormal"/>
+    <w:basedOn w:val="a3"/>
     <w:uiPriority w:val="71"/>
     <w:rPr>
       <w:color w:val="000000" w:themeColor="text1"/>
@@ -9984,9 +9989,9 @@
       </w:rPr>
     </w:tblStylePr>
   </w:style>
-  <w:style w:type="table" w:styleId="ColorfulShading-Accent5">
+  <w:style w:type="table" w:styleId="-53">
     <w:name w:val="Colorful Shading Accent 5"/>
-    <w:basedOn w:val="TableNormal"/>
+    <w:basedOn w:val="a3"/>
     <w:uiPriority w:val="71"/>
     <w:rPr>
       <w:color w:val="000000" w:themeColor="text1"/>
@@ -10093,9 +10098,9 @@
       </w:rPr>
     </w:tblStylePr>
   </w:style>
-  <w:style w:type="table" w:styleId="ColorfulShading-Accent6">
+  <w:style w:type="table" w:styleId="-63">
     <w:name w:val="Colorful Shading Accent 6"/>
-    <w:basedOn w:val="TableNormal"/>
+    <w:basedOn w:val="a3"/>
     <w:uiPriority w:val="71"/>
     <w:rPr>
       <w:color w:val="000000" w:themeColor="text1"/>
@@ -10202,9 +10207,9 @@
       </w:rPr>
     </w:tblStylePr>
   </w:style>
-  <w:style w:type="table" w:styleId="ColorfulList">
+  <w:style w:type="table" w:styleId="afa">
     <w:name w:val="Colorful List"/>
-    <w:basedOn w:val="TableNormal"/>
+    <w:basedOn w:val="a3"/>
     <w:uiPriority w:val="72"/>
     <w:rPr>
       <w:color w:val="000000" w:themeColor="text1"/>
@@ -10274,9 +10279,9 @@
       </w:tcPr>
     </w:tblStylePr>
   </w:style>
-  <w:style w:type="table" w:styleId="ColorfulList-Accent1">
+  <w:style w:type="table" w:styleId="-14">
     <w:name w:val="Colorful List Accent 1"/>
-    <w:basedOn w:val="TableNormal"/>
+    <w:basedOn w:val="a3"/>
     <w:uiPriority w:val="72"/>
     <w:rPr>
       <w:color w:val="000000" w:themeColor="text1"/>
@@ -10346,9 +10351,9 @@
       </w:tcPr>
     </w:tblStylePr>
   </w:style>
-  <w:style w:type="table" w:styleId="ColorfulList-Accent2">
+  <w:style w:type="table" w:styleId="-24">
     <w:name w:val="Colorful List Accent 2"/>
-    <w:basedOn w:val="TableNormal"/>
+    <w:basedOn w:val="a3"/>
     <w:uiPriority w:val="72"/>
     <w:rPr>
       <w:color w:val="000000" w:themeColor="text1"/>
@@ -10418,9 +10423,9 @@
       </w:tcPr>
     </w:tblStylePr>
   </w:style>
-  <w:style w:type="table" w:styleId="ColorfulList-Accent3">
+  <w:style w:type="table" w:styleId="-34">
     <w:name w:val="Colorful List Accent 3"/>
-    <w:basedOn w:val="TableNormal"/>
+    <w:basedOn w:val="a3"/>
     <w:uiPriority w:val="72"/>
     <w:rPr>
       <w:color w:val="000000" w:themeColor="text1"/>
@@ -10490,9 +10495,9 @@
       </w:tcPr>
     </w:tblStylePr>
   </w:style>
-  <w:style w:type="table" w:styleId="ColorfulList-Accent4">
+  <w:style w:type="table" w:styleId="-44">
     <w:name w:val="Colorful List Accent 4"/>
-    <w:basedOn w:val="TableNormal"/>
+    <w:basedOn w:val="a3"/>
     <w:uiPriority w:val="72"/>
     <w:rPr>
       <w:color w:val="000000" w:themeColor="text1"/>
@@ -10562,9 +10567,9 @@
       </w:tcPr>
     </w:tblStylePr>
   </w:style>
-  <w:style w:type="table" w:styleId="ColorfulList-Accent5">
+  <w:style w:type="table" w:styleId="-54">
     <w:name w:val="Colorful List Accent 5"/>
-    <w:basedOn w:val="TableNormal"/>
+    <w:basedOn w:val="a3"/>
     <w:uiPriority w:val="72"/>
     <w:rPr>
       <w:color w:val="000000" w:themeColor="text1"/>
@@ -10634,9 +10639,9 @@
       </w:tcPr>
     </w:tblStylePr>
   </w:style>
-  <w:style w:type="table" w:styleId="ColorfulList-Accent6">
+  <w:style w:type="table" w:styleId="-64">
     <w:name w:val="Colorful List Accent 6"/>
-    <w:basedOn w:val="TableNormal"/>
+    <w:basedOn w:val="a3"/>
     <w:uiPriority w:val="72"/>
     <w:rPr>
       <w:color w:val="000000" w:themeColor="text1"/>
@@ -10706,9 +10711,9 @@
       </w:tcPr>
     </w:tblStylePr>
   </w:style>
-  <w:style w:type="table" w:styleId="ColorfulGrid">
+  <w:style w:type="table" w:styleId="afb">
     <w:name w:val="Colorful Grid"/>
-    <w:basedOn w:val="TableNormal"/>
+    <w:basedOn w:val="a3"/>
     <w:uiPriority w:val="73"/>
     <w:rPr>
       <w:color w:val="000000" w:themeColor="text1"/>
@@ -10773,9 +10778,9 @@
       </w:tcPr>
     </w:tblStylePr>
   </w:style>
-  <w:style w:type="table" w:styleId="ColorfulGrid-Accent1">
+  <w:style w:type="table" w:styleId="-15">
     <w:name w:val="Colorful Grid Accent 1"/>
-    <w:basedOn w:val="TableNormal"/>
+    <w:basedOn w:val="a3"/>
     <w:uiPriority w:val="73"/>
     <w:rPr>
       <w:color w:val="000000" w:themeColor="text1"/>
@@ -10840,9 +10845,9 @@
       </w:tcPr>
     </w:tblStylePr>
   </w:style>
-  <w:style w:type="table" w:styleId="ColorfulGrid-Accent2">
+  <w:style w:type="table" w:styleId="-25">
     <w:name w:val="Colorful Grid Accent 2"/>
-    <w:basedOn w:val="TableNormal"/>
+    <w:basedOn w:val="a3"/>
     <w:uiPriority w:val="73"/>
     <w:rPr>
       <w:color w:val="000000" w:themeColor="text1"/>
@@ -10907,9 +10912,9 @@
       </w:tcPr>
     </w:tblStylePr>
   </w:style>
-  <w:style w:type="table" w:styleId="ColorfulGrid-Accent3">
+  <w:style w:type="table" w:styleId="-35">
     <w:name w:val="Colorful Grid Accent 3"/>
-    <w:basedOn w:val="TableNormal"/>
+    <w:basedOn w:val="a3"/>
     <w:uiPriority w:val="73"/>
     <w:rPr>
       <w:color w:val="000000" w:themeColor="text1"/>
@@ -10974,9 +10979,9 @@
       </w:tcPr>
     </w:tblStylePr>
   </w:style>
-  <w:style w:type="table" w:styleId="ColorfulGrid-Accent4">
+  <w:style w:type="table" w:styleId="-45">
     <w:name w:val="Colorful Grid Accent 4"/>
-    <w:basedOn w:val="TableNormal"/>
+    <w:basedOn w:val="a3"/>
     <w:uiPriority w:val="73"/>
     <w:rPr>
       <w:color w:val="000000" w:themeColor="text1"/>
@@ -11041,9 +11046,9 @@
       </w:tcPr>
     </w:tblStylePr>
   </w:style>
-  <w:style w:type="table" w:styleId="ColorfulGrid-Accent5">
+  <w:style w:type="table" w:styleId="-55">
     <w:name w:val="Colorful Grid Accent 5"/>
-    <w:basedOn w:val="TableNormal"/>
+    <w:basedOn w:val="a3"/>
     <w:uiPriority w:val="73"/>
     <w:rPr>
       <w:color w:val="000000" w:themeColor="text1"/>
@@ -11108,9 +11113,9 @@
       </w:tcPr>
     </w:tblStylePr>
   </w:style>
-  <w:style w:type="table" w:styleId="ColorfulGrid-Accent6">
+  <w:style w:type="table" w:styleId="-65">
     <w:name w:val="Colorful Grid Accent 6"/>
-    <w:basedOn w:val="TableNormal"/>
+    <w:basedOn w:val="a3"/>
     <w:uiPriority w:val="73"/>
     <w:rPr>
       <w:color w:val="000000" w:themeColor="text1"/>
@@ -11175,9 +11180,9 @@
       </w:tcPr>
     </w:tblStylePr>
   </w:style>
-  <w:style w:type="character" w:styleId="Strong">
+  <w:style w:type="character" w:styleId="afc">
     <w:name w:val="Strong"/>
-    <w:basedOn w:val="DefaultParagraphFont"/>
+    <w:basedOn w:val="a2"/>
     <w:uiPriority w:val="22"/>
     <w:qFormat/>
     <w:rPr>
@@ -11185,9 +11190,9 @@
       <w:bCs/>
     </w:rPr>
   </w:style>
-  <w:style w:type="character" w:styleId="Emphasis">
+  <w:style w:type="character" w:styleId="afd">
     <w:name w:val="Emphasis"/>
-    <w:basedOn w:val="DefaultParagraphFont"/>
+    <w:basedOn w:val="a2"/>
     <w:uiPriority w:val="20"/>
     <w:qFormat/>
     <w:rPr>
@@ -11195,19 +11200,19 @@
       <w:iCs/>
     </w:rPr>
   </w:style>
-  <w:style w:type="character" w:customStyle="1" w:styleId="HeaderChar">
-    <w:name w:val="Header Char"/>
-    <w:basedOn w:val="DefaultParagraphFont"/>
-    <w:link w:val="Header"/>
+  <w:style w:type="character" w:customStyle="1" w:styleId="ae">
+    <w:name w:val="页眉 字符"/>
+    <w:basedOn w:val="a2"/>
+    <w:link w:val="ad"/>
     <w:uiPriority w:val="99"/>
   </w:style>
-  <w:style w:type="character" w:customStyle="1" w:styleId="FooterChar">
-    <w:name w:val="Footer Char"/>
-    <w:basedOn w:val="DefaultParagraphFont"/>
-    <w:link w:val="Footer"/>
+  <w:style w:type="character" w:customStyle="1" w:styleId="ac">
+    <w:name w:val="页脚 字符"/>
+    <w:basedOn w:val="a2"/>
+    <w:link w:val="ab"/>
     <w:uiPriority w:val="99"/>
   </w:style>
-  <w:style w:type="paragraph" w:styleId="NoSpacing">
+  <w:style w:type="paragraph" w:styleId="afe">
     <w:name w:val="No Spacing"/>
     <w:uiPriority w:val="1"/>
     <w:qFormat/>
@@ -11217,10 +11222,10 @@
       <w:lang w:val="en-US" w:eastAsia="en-US"/>
     </w:rPr>
   </w:style>
-  <w:style w:type="character" w:customStyle="1" w:styleId="Heading1Char">
-    <w:name w:val="Heading 1 Char"/>
-    <w:basedOn w:val="DefaultParagraphFont"/>
-    <w:link w:val="Heading1"/>
+  <w:style w:type="character" w:customStyle="1" w:styleId="10">
+    <w:name w:val="标题 1 字符"/>
+    <w:basedOn w:val="a2"/>
+    <w:link w:val="1"/>
     <w:uiPriority w:val="9"/>
     <w:rPr>
       <w:rFonts w:asciiTheme="majorHAnsi" w:eastAsiaTheme="majorEastAsia" w:hAnsiTheme="majorHAnsi" w:cstheme="majorBidi"/>
@@ -11231,10 +11236,10 @@
       <w:szCs w:val="28"/>
     </w:rPr>
   </w:style>
-  <w:style w:type="character" w:customStyle="1" w:styleId="Heading2Char">
-    <w:name w:val="Heading 2 Char"/>
-    <w:basedOn w:val="DefaultParagraphFont"/>
-    <w:link w:val="Heading2"/>
+  <w:style w:type="character" w:customStyle="1" w:styleId="22">
+    <w:name w:val="标题 2 字符"/>
+    <w:basedOn w:val="a2"/>
+    <w:link w:val="21"/>
     <w:uiPriority w:val="9"/>
     <w:rPr>
       <w:rFonts w:asciiTheme="majorHAnsi" w:eastAsiaTheme="majorEastAsia" w:hAnsiTheme="majorHAnsi" w:cstheme="majorBidi"/>
@@ -11245,10 +11250,10 @@
       <w:szCs w:val="26"/>
     </w:rPr>
   </w:style>
-  <w:style w:type="character" w:customStyle="1" w:styleId="Heading3Char">
-    <w:name w:val="Heading 3 Char"/>
-    <w:basedOn w:val="DefaultParagraphFont"/>
-    <w:link w:val="Heading3"/>
+  <w:style w:type="character" w:customStyle="1" w:styleId="32">
+    <w:name w:val="标题 3 字符"/>
+    <w:basedOn w:val="a2"/>
+    <w:link w:val="31"/>
     <w:uiPriority w:val="9"/>
     <w:rPr>
       <w:rFonts w:asciiTheme="majorHAnsi" w:eastAsiaTheme="majorEastAsia" w:hAnsiTheme="majorHAnsi" w:cstheme="majorBidi"/>
@@ -11257,10 +11262,10 @@
       <w:color w:val="4F81BD" w:themeColor="accent1"/>
     </w:rPr>
   </w:style>
-  <w:style w:type="character" w:customStyle="1" w:styleId="TitleChar">
-    <w:name w:val="Title Char"/>
-    <w:basedOn w:val="DefaultParagraphFont"/>
-    <w:link w:val="Title"/>
+  <w:style w:type="character" w:customStyle="1" w:styleId="af3">
+    <w:name w:val="标题 字符"/>
+    <w:basedOn w:val="a2"/>
+    <w:link w:val="af2"/>
     <w:uiPriority w:val="10"/>
     <w:rPr>
       <w:rFonts w:asciiTheme="majorHAnsi" w:eastAsiaTheme="majorEastAsia" w:hAnsiTheme="majorHAnsi" w:cstheme="majorBidi"/>
@@ -11271,10 +11276,10 @@
       <w:szCs w:val="52"/>
     </w:rPr>
   </w:style>
-  <w:style w:type="character" w:customStyle="1" w:styleId="SubtitleChar">
-    <w:name w:val="Subtitle Char"/>
-    <w:basedOn w:val="DefaultParagraphFont"/>
-    <w:link w:val="Subtitle"/>
+  <w:style w:type="character" w:customStyle="1" w:styleId="af0">
+    <w:name w:val="副标题 字符"/>
+    <w:basedOn w:val="a2"/>
+    <w:link w:val="af"/>
     <w:uiPriority w:val="11"/>
     <w:rPr>
       <w:rFonts w:asciiTheme="majorHAnsi" w:eastAsiaTheme="majorEastAsia" w:hAnsiTheme="majorHAnsi" w:cstheme="majorBidi"/>
@@ -11286,9 +11291,9 @@
       <w:szCs w:val="24"/>
     </w:rPr>
   </w:style>
-  <w:style w:type="paragraph" w:styleId="ListParagraph">
+  <w:style w:type="paragraph" w:styleId="aff">
     <w:name w:val="List Paragraph"/>
-    <w:basedOn w:val="Normal"/>
+    <w:basedOn w:val="a1"/>
     <w:uiPriority w:val="34"/>
     <w:qFormat/>
     <w:pPr>
@@ -11296,32 +11301,32 @@
       <w:contextualSpacing/>
     </w:pPr>
   </w:style>
-  <w:style w:type="character" w:customStyle="1" w:styleId="BodyTextChar">
-    <w:name w:val="Body Text Char"/>
-    <w:basedOn w:val="DefaultParagraphFont"/>
-    <w:link w:val="BodyText"/>
+  <w:style w:type="character" w:customStyle="1" w:styleId="a9">
+    <w:name w:val="正文文本 字符"/>
+    <w:basedOn w:val="a2"/>
+    <w:link w:val="a8"/>
     <w:uiPriority w:val="99"/>
   </w:style>
-  <w:style w:type="character" w:customStyle="1" w:styleId="BodyText2Char">
-    <w:name w:val="Body Text 2 Char"/>
-    <w:basedOn w:val="DefaultParagraphFont"/>
-    <w:link w:val="BodyText2"/>
+  <w:style w:type="character" w:customStyle="1" w:styleId="25">
+    <w:name w:val="正文文本 2 字符"/>
+    <w:basedOn w:val="a2"/>
+    <w:link w:val="24"/>
     <w:uiPriority w:val="99"/>
   </w:style>
-  <w:style w:type="character" w:customStyle="1" w:styleId="BodyText3Char">
-    <w:name w:val="Body Text 3 Char"/>
-    <w:basedOn w:val="DefaultParagraphFont"/>
-    <w:link w:val="BodyText3"/>
+  <w:style w:type="character" w:customStyle="1" w:styleId="35">
+    <w:name w:val="正文文本 3 字符"/>
+    <w:basedOn w:val="a2"/>
+    <w:link w:val="34"/>
     <w:uiPriority w:val="99"/>
     <w:rPr>
       <w:sz w:val="16"/>
       <w:szCs w:val="16"/>
     </w:rPr>
   </w:style>
-  <w:style w:type="character" w:customStyle="1" w:styleId="MacroTextChar">
-    <w:name w:val="Macro Text Char"/>
-    <w:basedOn w:val="DefaultParagraphFont"/>
-    <w:link w:val="MacroText"/>
+  <w:style w:type="character" w:customStyle="1" w:styleId="a6">
+    <w:name w:val="宏文本 字符"/>
+    <w:basedOn w:val="a2"/>
+    <w:link w:val="a5"/>
     <w:uiPriority w:val="99"/>
     <w:rPr>
       <w:rFonts w:ascii="Courier" w:hAnsi="Courier"/>
@@ -11329,11 +11334,11 @@
       <w:szCs w:val="20"/>
     </w:rPr>
   </w:style>
-  <w:style w:type="paragraph" w:styleId="Quote">
+  <w:style w:type="paragraph" w:styleId="aff0">
     <w:name w:val="Quote"/>
-    <w:basedOn w:val="Normal"/>
-    <w:next w:val="Normal"/>
-    <w:link w:val="QuoteChar"/>
+    <w:basedOn w:val="a1"/>
+    <w:next w:val="a1"/>
+    <w:link w:val="aff1"/>
     <w:uiPriority w:val="29"/>
     <w:qFormat/>
     <w:rPr>
@@ -11342,10 +11347,10 @@
       <w:color w:val="000000" w:themeColor="text1"/>
     </w:rPr>
   </w:style>
-  <w:style w:type="character" w:customStyle="1" w:styleId="QuoteChar">
-    <w:name w:val="Quote Char"/>
-    <w:basedOn w:val="DefaultParagraphFont"/>
-    <w:link w:val="Quote"/>
+  <w:style w:type="character" w:customStyle="1" w:styleId="aff1">
+    <w:name w:val="引用 字符"/>
+    <w:basedOn w:val="a2"/>
+    <w:link w:val="aff0"/>
     <w:uiPriority w:val="29"/>
     <w:rPr>
       <w:i/>
@@ -11353,10 +11358,10 @@
       <w:color w:val="000000" w:themeColor="text1"/>
     </w:rPr>
   </w:style>
-  <w:style w:type="character" w:customStyle="1" w:styleId="Heading4Char">
-    <w:name w:val="Heading 4 Char"/>
-    <w:basedOn w:val="DefaultParagraphFont"/>
-    <w:link w:val="Heading4"/>
+  <w:style w:type="character" w:customStyle="1" w:styleId="40">
+    <w:name w:val="标题 4 字符"/>
+    <w:basedOn w:val="a2"/>
+    <w:link w:val="4"/>
     <w:uiPriority w:val="9"/>
     <w:semiHidden/>
     <w:rPr>
@@ -11368,10 +11373,10 @@
       <w:color w:val="4F81BD" w:themeColor="accent1"/>
     </w:rPr>
   </w:style>
-  <w:style w:type="character" w:customStyle="1" w:styleId="Heading5Char">
-    <w:name w:val="Heading 5 Char"/>
-    <w:basedOn w:val="DefaultParagraphFont"/>
-    <w:link w:val="Heading5"/>
+  <w:style w:type="character" w:customStyle="1" w:styleId="50">
+    <w:name w:val="标题 5 字符"/>
+    <w:basedOn w:val="a2"/>
+    <w:link w:val="5"/>
     <w:uiPriority w:val="9"/>
     <w:semiHidden/>
     <w:rPr>
@@ -11379,10 +11384,10 @@
       <w:color w:val="244061" w:themeColor="accent1" w:themeShade="80"/>
     </w:rPr>
   </w:style>
-  <w:style w:type="character" w:customStyle="1" w:styleId="Heading6Char">
-    <w:name w:val="Heading 6 Char"/>
-    <w:basedOn w:val="DefaultParagraphFont"/>
-    <w:link w:val="Heading6"/>
+  <w:style w:type="character" w:customStyle="1" w:styleId="60">
+    <w:name w:val="标题 6 字符"/>
+    <w:basedOn w:val="a2"/>
+    <w:link w:val="6"/>
     <w:uiPriority w:val="9"/>
     <w:semiHidden/>
     <w:rPr>
@@ -11392,10 +11397,10 @@
       <w:color w:val="244061" w:themeColor="accent1" w:themeShade="80"/>
     </w:rPr>
   </w:style>
-  <w:style w:type="character" w:customStyle="1" w:styleId="Heading7Char">
-    <w:name w:val="Heading 7 Char"/>
-    <w:basedOn w:val="DefaultParagraphFont"/>
-    <w:link w:val="Heading7"/>
+  <w:style w:type="character" w:customStyle="1" w:styleId="70">
+    <w:name w:val="标题 7 字符"/>
+    <w:basedOn w:val="a2"/>
+    <w:link w:val="7"/>
     <w:uiPriority w:val="9"/>
     <w:semiHidden/>
     <w:rPr>
@@ -11405,10 +11410,10 @@
       <w:color w:val="404040" w:themeColor="text1" w:themeTint="BF"/>
     </w:rPr>
   </w:style>
-  <w:style w:type="character" w:customStyle="1" w:styleId="Heading8Char">
-    <w:name w:val="Heading 8 Char"/>
-    <w:basedOn w:val="DefaultParagraphFont"/>
-    <w:link w:val="Heading8"/>
+  <w:style w:type="character" w:customStyle="1" w:styleId="80">
+    <w:name w:val="标题 8 字符"/>
+    <w:basedOn w:val="a2"/>
+    <w:link w:val="8"/>
     <w:uiPriority w:val="9"/>
     <w:semiHidden/>
     <w:rPr>
@@ -11418,10 +11423,10 @@
       <w:szCs w:val="20"/>
     </w:rPr>
   </w:style>
-  <w:style w:type="character" w:customStyle="1" w:styleId="Heading9Char">
-    <w:name w:val="Heading 9 Char"/>
-    <w:basedOn w:val="DefaultParagraphFont"/>
-    <w:link w:val="Heading9"/>
+  <w:style w:type="character" w:customStyle="1" w:styleId="90">
+    <w:name w:val="标题 9 字符"/>
+    <w:basedOn w:val="a2"/>
+    <w:link w:val="9"/>
     <w:uiPriority w:val="9"/>
     <w:semiHidden/>
     <w:rPr>
@@ -11433,11 +11438,11 @@
       <w:szCs w:val="20"/>
     </w:rPr>
   </w:style>
-  <w:style w:type="paragraph" w:styleId="IntenseQuote">
+  <w:style w:type="paragraph" w:styleId="aff2">
     <w:name w:val="Intense Quote"/>
-    <w:basedOn w:val="Normal"/>
-    <w:next w:val="Normal"/>
-    <w:link w:val="IntenseQuoteChar"/>
+    <w:basedOn w:val="a1"/>
+    <w:next w:val="a1"/>
+    <w:link w:val="aff3"/>
     <w:uiPriority w:val="30"/>
     <w:qFormat/>
     <w:pPr>
@@ -11455,10 +11460,10 @@
       <w:color w:val="4F81BD" w:themeColor="accent1"/>
     </w:rPr>
   </w:style>
-  <w:style w:type="character" w:customStyle="1" w:styleId="IntenseQuoteChar">
-    <w:name w:val="Intense Quote Char"/>
-    <w:basedOn w:val="DefaultParagraphFont"/>
-    <w:link w:val="IntenseQuote"/>
+  <w:style w:type="character" w:customStyle="1" w:styleId="aff3">
+    <w:name w:val="明显引用 字符"/>
+    <w:basedOn w:val="a2"/>
+    <w:link w:val="aff2"/>
     <w:uiPriority w:val="30"/>
     <w:rPr>
       <w:b/>
@@ -11470,7 +11475,7 @@
   </w:style>
   <w:style w:type="character" w:customStyle="1" w:styleId="SubtleEmphasis1">
     <w:name w:val="Subtle Emphasis1"/>
-    <w:basedOn w:val="DefaultParagraphFont"/>
+    <w:basedOn w:val="a2"/>
     <w:uiPriority w:val="19"/>
     <w:qFormat/>
     <w:rPr>
@@ -11481,7 +11486,7 @@
   </w:style>
   <w:style w:type="character" w:customStyle="1" w:styleId="IntenseEmphasis1">
     <w:name w:val="Intense Emphasis1"/>
-    <w:basedOn w:val="DefaultParagraphFont"/>
+    <w:basedOn w:val="a2"/>
     <w:uiPriority w:val="21"/>
     <w:qFormat/>
     <w:rPr>
@@ -11494,7 +11499,7 @@
   </w:style>
   <w:style w:type="character" w:customStyle="1" w:styleId="SubtleReference1">
     <w:name w:val="Subtle Reference1"/>
-    <w:basedOn w:val="DefaultParagraphFont"/>
+    <w:basedOn w:val="a2"/>
     <w:uiPriority w:val="31"/>
     <w:qFormat/>
     <w:rPr>
@@ -11505,7 +11510,7 @@
   </w:style>
   <w:style w:type="character" w:customStyle="1" w:styleId="IntenseReference1">
     <w:name w:val="Intense Reference1"/>
-    <w:basedOn w:val="DefaultParagraphFont"/>
+    <w:basedOn w:val="a2"/>
     <w:uiPriority w:val="32"/>
     <w:qFormat/>
     <w:rPr>
@@ -11519,7 +11524,7 @@
   </w:style>
   <w:style w:type="character" w:customStyle="1" w:styleId="BookTitle1">
     <w:name w:val="Book Title1"/>
-    <w:basedOn w:val="DefaultParagraphFont"/>
+    <w:basedOn w:val="a2"/>
     <w:uiPriority w:val="33"/>
     <w:qFormat/>
     <w:rPr>
@@ -11531,8 +11536,8 @@
   </w:style>
   <w:style w:type="paragraph" w:customStyle="1" w:styleId="TOCHeading1">
     <w:name w:val="TOC Heading1"/>
-    <w:basedOn w:val="Heading1"/>
-    <w:next w:val="Normal"/>
+    <w:basedOn w:val="1"/>
+    <w:next w:val="a1"/>
     <w:uiPriority w:val="39"/>
     <w:semiHidden/>
     <w:unhideWhenUsed/>
